--- a/FSD MERN - Designing and Managing Databases with MongoDB/FSD MERN - Designing and Managing Databases with MongoDB - Day 4 - 19-04-2026.docx
+++ b/FSD MERN - Designing and Managing Databases with MongoDB/FSD MERN - Designing and Managing Databases with MongoDB - Day 4 - 19-04-2026.docx
@@ -118,7 +118,15 @@
     </w:p>
     <w:p>
       <w:r>
-        <w:t>We can use key on field or column. Key can be apply on single column or more than one column to identify uniquely records from a table.</w:t>
+        <w:t xml:space="preserve">We can use key on field or column. Key can be </w:t>
+      </w:r>
+      <w:proofErr w:type="gramStart"/>
+      <w:r>
+        <w:t>apply</w:t>
+      </w:r>
+      <w:proofErr w:type="gramEnd"/>
+      <w:r>
+        <w:t xml:space="preserve"> on single column or more than one column to identify uniquely records from a table.</w:t>
       </w:r>
     </w:p>
     <w:p/>
@@ -379,15 +387,22 @@
     </w:p>
     <w:p>
       <w:proofErr w:type="spellStart"/>
+      <w:proofErr w:type="gramStart"/>
       <w:r>
         <w:t>pid,pname</w:t>
       </w:r>
       <w:proofErr w:type="spellEnd"/>
+      <w:proofErr w:type="gramEnd"/>
     </w:p>
     <w:p>
       <w:proofErr w:type="spellStart"/>
-      <w:r>
-        <w:t>pid,pname,price</w:t>
+      <w:proofErr w:type="gramStart"/>
+      <w:r>
+        <w:t>pid,pname</w:t>
+      </w:r>
+      <w:proofErr w:type="gramEnd"/>
+      <w:r>
+        <w:t>,price</w:t>
       </w:r>
       <w:proofErr w:type="spellEnd"/>
       <w:r>
@@ -396,20 +411,24 @@
     </w:p>
     <w:p>
       <w:proofErr w:type="spellStart"/>
+      <w:proofErr w:type="gramStart"/>
       <w:r>
         <w:t>accno,typeofaccount</w:t>
       </w:r>
       <w:proofErr w:type="spellEnd"/>
+      <w:proofErr w:type="gramEnd"/>
       <w:r>
         <w:t xml:space="preserve"> </w:t>
       </w:r>
     </w:p>
     <w:p>
       <w:proofErr w:type="spellStart"/>
+      <w:proofErr w:type="gramStart"/>
       <w:r>
         <w:t>accno,amount</w:t>
       </w:r>
       <w:proofErr w:type="spellEnd"/>
+      <w:proofErr w:type="gramEnd"/>
       <w:r>
         <w:t xml:space="preserve">  </w:t>
       </w:r>
@@ -428,7 +447,15 @@
         <w:t xml:space="preserve">Candidate key: </w:t>
       </w:r>
       <w:r>
-        <w:t xml:space="preserve">A candidate key is a minimal super keys. </w:t>
+        <w:t xml:space="preserve">A candidate key is a </w:t>
+      </w:r>
+      <w:proofErr w:type="gramStart"/>
+      <w:r>
+        <w:t>minimal super keys</w:t>
+      </w:r>
+      <w:proofErr w:type="gramEnd"/>
+      <w:r>
+        <w:t xml:space="preserve">. </w:t>
       </w:r>
     </w:p>
     <w:p>
@@ -449,6 +476,7 @@
         <w:t xml:space="preserve">, </w:t>
       </w:r>
       <w:proofErr w:type="spellStart"/>
+      <w:proofErr w:type="gramStart"/>
       <w:r>
         <w:t>accno</w:t>
       </w:r>
@@ -456,6 +484,7 @@
         <w:t>,addId</w:t>
       </w:r>
       <w:proofErr w:type="spellEnd"/>
+      <w:proofErr w:type="gramEnd"/>
       <w:r>
         <w:t xml:space="preserve"> etc.</w:t>
       </w:r>
@@ -466,32 +495,24 @@
           <w:b/>
           <w:bCs/>
         </w:rPr>
-        <w:t xml:space="preserve">Primary key </w:t>
-      </w:r>
+        <w:t xml:space="preserve">Primary </w:t>
+      </w:r>
+      <w:proofErr w:type="gramStart"/>
       <w:r>
         <w:rPr>
           <w:b/>
           <w:bCs/>
         </w:rPr>
-        <w:t xml:space="preserve">: </w:t>
-      </w:r>
-      <w:r>
-        <w:t xml:space="preserve">Primary key is a type of candidate key which we use while creating the table. </w:t>
-      </w:r>
-    </w:p>
-    <w:p>
-      <w:r>
-        <w:t xml:space="preserve">But in single table only one column can be primary key. We can’t create more than one primary key in single table. If column primary key it doesn’t allow duplicate as well as null value </w:t>
-      </w:r>
-    </w:p>
-    <w:p>
+        <w:t xml:space="preserve">key </w:t>
+      </w:r>
       <w:r>
         <w:rPr>
           <w:b/>
           <w:bCs/>
         </w:rPr>
-        <w:t>Unique key :</w:t>
-      </w:r>
+        <w:t>:</w:t>
+      </w:r>
+      <w:proofErr w:type="gramEnd"/>
       <w:r>
         <w:rPr>
           <w:b/>
@@ -500,18 +521,31 @@
         <w:t xml:space="preserve"> </w:t>
       </w:r>
       <w:r>
-        <w:t xml:space="preserve">in single table we can create more than one unique key. If column is unique that column doesn’t allow duplicate but it can allow null value. </w:t>
-      </w:r>
-    </w:p>
-    <w:p/>
+        <w:t xml:space="preserve">Primary key is a type of candidate key which we use while creating the table. </w:t>
+      </w:r>
+    </w:p>
+    <w:p>
+      <w:r>
+        <w:t xml:space="preserve">But in single table only one column can be primary key. We can’t create more than one primary key in single table. If column primary key it doesn’t allow duplicate as well as null value </w:t>
+      </w:r>
+    </w:p>
     <w:p>
       <w:r>
         <w:rPr>
           <w:b/>
           <w:bCs/>
         </w:rPr>
-        <w:t xml:space="preserve">Constraints : </w:t>
-      </w:r>
+        <w:t xml:space="preserve">Unique </w:t>
+      </w:r>
+      <w:proofErr w:type="gramStart"/>
+      <w:r>
+        <w:rPr>
+          <w:b/>
+          <w:bCs/>
+        </w:rPr>
+        <w:t>key :</w:t>
+      </w:r>
+      <w:proofErr w:type="gramEnd"/>
       <w:r>
         <w:rPr>
           <w:b/>
@@ -520,7 +554,60 @@
         <w:t xml:space="preserve"> </w:t>
       </w:r>
       <w:r>
-        <w:t xml:space="preserve">constraint is use to avoid to insert invalid data in tables. </w:t>
+        <w:t xml:space="preserve">in single table we can create more than one unique key. If column is unique that column doesn’t allow </w:t>
+      </w:r>
+      <w:proofErr w:type="gramStart"/>
+      <w:r>
+        <w:t>duplicate</w:t>
+      </w:r>
+      <w:proofErr w:type="gramEnd"/>
+      <w:r>
+        <w:t xml:space="preserve"> but it can allow null value. </w:t>
+      </w:r>
+    </w:p>
+    <w:p/>
+    <w:p>
+      <w:proofErr w:type="gramStart"/>
+      <w:r>
+        <w:rPr>
+          <w:b/>
+          <w:bCs/>
+        </w:rPr>
+        <w:t>Constraints :</w:t>
+      </w:r>
+      <w:proofErr w:type="gramEnd"/>
+      <w:r>
+        <w:rPr>
+          <w:b/>
+          <w:bCs/>
+        </w:rPr>
+        <w:t xml:space="preserve"> </w:t>
+      </w:r>
+      <w:r>
+        <w:rPr>
+          <w:b/>
+          <w:bCs/>
+        </w:rPr>
+        <w:t xml:space="preserve"> </w:t>
+      </w:r>
+      <w:r>
+        <w:t xml:space="preserve">constraint is </w:t>
+      </w:r>
+      <w:proofErr w:type="gramStart"/>
+      <w:r>
+        <w:t>use</w:t>
+      </w:r>
+      <w:proofErr w:type="gramEnd"/>
+      <w:r>
+        <w:t xml:space="preserve"> to avoid </w:t>
+      </w:r>
+      <w:proofErr w:type="gramStart"/>
+      <w:r>
+        <w:t>to insert</w:t>
+      </w:r>
+      <w:proofErr w:type="gramEnd"/>
+      <w:r>
+        <w:t xml:space="preserve"> invalid data in tables. </w:t>
       </w:r>
     </w:p>
     <w:p>
@@ -532,7 +619,23 @@
         </w:numPr>
       </w:pPr>
       <w:r>
-        <w:t>not null : by default all column null value (empty or blank).</w:t>
+        <w:t xml:space="preserve">not </w:t>
+      </w:r>
+      <w:proofErr w:type="gramStart"/>
+      <w:r>
+        <w:t>null :</w:t>
+      </w:r>
+      <w:proofErr w:type="gramEnd"/>
+      <w:r>
+        <w:t xml:space="preserve"> by </w:t>
+      </w:r>
+      <w:proofErr w:type="gramStart"/>
+      <w:r>
+        <w:t>default</w:t>
+      </w:r>
+      <w:proofErr w:type="gramEnd"/>
+      <w:r>
+        <w:t xml:space="preserve"> all column null value (empty or blank).</w:t>
       </w:r>
     </w:p>
     <w:p>
@@ -543,8 +646,13 @@
           <w:numId w:val="16"/>
         </w:numPr>
       </w:pPr>
-      <w:r>
-        <w:t>Check : that contains we can use with column not to insert invalid data like -</w:t>
+      <w:proofErr w:type="gramStart"/>
+      <w:r>
+        <w:t>Check :</w:t>
+      </w:r>
+      <w:proofErr w:type="gramEnd"/>
+      <w:r>
+        <w:t xml:space="preserve"> that contains we can use with column not to insert invalid data like -</w:t>
       </w:r>
       <w:proofErr w:type="spellStart"/>
       <w:r>
@@ -563,8 +671,13 @@
           <w:numId w:val="16"/>
         </w:numPr>
       </w:pPr>
-      <w:r>
-        <w:t xml:space="preserve">Default : if user or develop not insert any value what default value you want to consider that time you can use default constraints. </w:t>
+      <w:proofErr w:type="gramStart"/>
+      <w:r>
+        <w:t>Default :</w:t>
+      </w:r>
+      <w:proofErr w:type="gramEnd"/>
+      <w:r>
+        <w:t xml:space="preserve"> if user or develop not insert any value what default value you want to consider that time you can use default constraints. </w:t>
       </w:r>
     </w:p>
     <w:p>
@@ -589,7 +702,15 @@
     </w:p>
     <w:p>
       <w:r>
-        <w:t xml:space="preserve">Eid(int) PK, FName varchar(30) not null, </w:t>
+        <w:t xml:space="preserve">Eid(int) PK, FName </w:t>
+      </w:r>
+      <w:proofErr w:type="gramStart"/>
+      <w:r>
+        <w:t>varchar(</w:t>
+      </w:r>
+      <w:proofErr w:type="gramEnd"/>
+      <w:r>
+        <w:t xml:space="preserve">30) not null, </w:t>
       </w:r>
       <w:proofErr w:type="spellStart"/>
       <w:r>
@@ -597,7 +718,15 @@
       </w:r>
       <w:proofErr w:type="spellEnd"/>
       <w:r>
-        <w:t xml:space="preserve"> varchar(30) </w:t>
+        <w:t xml:space="preserve"> </w:t>
+      </w:r>
+      <w:proofErr w:type="gramStart"/>
+      <w:r>
+        <w:t>varchar(</w:t>
+      </w:r>
+      <w:proofErr w:type="gramEnd"/>
+      <w:r>
+        <w:t xml:space="preserve">30) </w:t>
       </w:r>
     </w:p>
     <w:p>
@@ -607,7 +736,15 @@
     </w:p>
     <w:p>
       <w:r>
-        <w:t xml:space="preserve">Designation varchar(30) default developer, </w:t>
+        <w:t xml:space="preserve">Designation </w:t>
+      </w:r>
+      <w:proofErr w:type="gramStart"/>
+      <w:r>
+        <w:t>varchar(</w:t>
+      </w:r>
+      <w:proofErr w:type="gramEnd"/>
+      <w:r>
+        <w:t xml:space="preserve">30) default developer, </w:t>
       </w:r>
       <w:proofErr w:type="spellStart"/>
       <w:r>
@@ -615,7 +752,15 @@
       </w:r>
       <w:proofErr w:type="spellEnd"/>
       <w:r>
-        <w:t xml:space="preserve"> varchar(30) unique, </w:t>
+        <w:t xml:space="preserve"> </w:t>
+      </w:r>
+      <w:proofErr w:type="gramStart"/>
+      <w:r>
+        <w:t>varchar(</w:t>
+      </w:r>
+      <w:proofErr w:type="gramEnd"/>
+      <w:r>
+        <w:t xml:space="preserve">30) unique, </w:t>
       </w:r>
       <w:proofErr w:type="spellStart"/>
       <w:r>
@@ -623,7 +768,15 @@
       </w:r>
       <w:proofErr w:type="spellEnd"/>
       <w:r>
-        <w:t xml:space="preserve"> varchar(10) unique.</w:t>
+        <w:t xml:space="preserve"> </w:t>
+      </w:r>
+      <w:proofErr w:type="gramStart"/>
+      <w:r>
+        <w:t>varchar(</w:t>
+      </w:r>
+      <w:proofErr w:type="gramEnd"/>
+      <w:r>
+        <w:t>10) unique.</w:t>
       </w:r>
     </w:p>
     <w:p/>
@@ -632,6 +785,7 @@
         <w:t xml:space="preserve">create table </w:t>
       </w:r>
       <w:proofErr w:type="spellStart"/>
+      <w:proofErr w:type="gramStart"/>
       <w:r>
         <w:t>employeedetails</w:t>
       </w:r>
@@ -639,6 +793,7 @@
       <w:r>
         <w:t>(</w:t>
       </w:r>
+      <w:proofErr w:type="gramEnd"/>
     </w:p>
     <w:p>
       <w:proofErr w:type="spellStart"/>
@@ -657,7 +812,15 @@
       </w:r>
       <w:proofErr w:type="spellEnd"/>
       <w:r>
-        <w:t xml:space="preserve"> varchar(30) not null, </w:t>
+        <w:t xml:space="preserve"> </w:t>
+      </w:r>
+      <w:proofErr w:type="gramStart"/>
+      <w:r>
+        <w:t>varchar(</w:t>
+      </w:r>
+      <w:proofErr w:type="gramEnd"/>
+      <w:r>
+        <w:t xml:space="preserve">30) not null, </w:t>
       </w:r>
     </w:p>
     <w:p>
@@ -667,7 +830,15 @@
       </w:r>
       <w:proofErr w:type="spellEnd"/>
       <w:r>
-        <w:t xml:space="preserve"> varchar(30), </w:t>
+        <w:t xml:space="preserve"> </w:t>
+      </w:r>
+      <w:proofErr w:type="gramStart"/>
+      <w:r>
+        <w:t>varchar(</w:t>
+      </w:r>
+      <w:proofErr w:type="gramEnd"/>
+      <w:r>
+        <w:t xml:space="preserve">30), </w:t>
       </w:r>
     </w:p>
     <w:p>
@@ -677,12 +848,28 @@
     </w:p>
     <w:p>
       <w:r>
-        <w:t xml:space="preserve">salary float check(salary between 25000 and 50000), </w:t>
-      </w:r>
-    </w:p>
-    <w:p>
-      <w:r>
-        <w:t>designation varchar(30) default 'developer',</w:t>
+        <w:t xml:space="preserve">salary float </w:t>
+      </w:r>
+      <w:proofErr w:type="gramStart"/>
+      <w:r>
+        <w:t>check(</w:t>
+      </w:r>
+      <w:proofErr w:type="gramEnd"/>
+      <w:r>
+        <w:t xml:space="preserve">salary between 25000 and 50000), </w:t>
+      </w:r>
+    </w:p>
+    <w:p>
+      <w:r>
+        <w:t xml:space="preserve">designation </w:t>
+      </w:r>
+      <w:proofErr w:type="gramStart"/>
+      <w:r>
+        <w:t>varchar(</w:t>
+      </w:r>
+      <w:proofErr w:type="gramEnd"/>
+      <w:r>
+        <w:t>30) default 'developer',</w:t>
       </w:r>
     </w:p>
     <w:p>
@@ -692,7 +879,15 @@
       </w:r>
       <w:proofErr w:type="spellEnd"/>
       <w:r>
-        <w:t xml:space="preserve"> varchar(30) unique, </w:t>
+        <w:t xml:space="preserve"> </w:t>
+      </w:r>
+      <w:proofErr w:type="gramStart"/>
+      <w:r>
+        <w:t>varchar(</w:t>
+      </w:r>
+      <w:proofErr w:type="gramEnd"/>
+      <w:r>
+        <w:t xml:space="preserve">30) unique, </w:t>
       </w:r>
     </w:p>
     <w:p>
@@ -702,32 +897,209 @@
       </w:r>
       <w:proofErr w:type="spellEnd"/>
       <w:r>
-        <w:t xml:space="preserve"> varchar(10) unique);</w:t>
-      </w:r>
-      <w:r>
         <w:t xml:space="preserve"> </w:t>
       </w:r>
+      <w:proofErr w:type="gramStart"/>
+      <w:r>
+        <w:t>varchar(</w:t>
+      </w:r>
+      <w:proofErr w:type="gramEnd"/>
+      <w:r>
+        <w:t>10) unique</w:t>
+      </w:r>
+      <w:proofErr w:type="gramStart"/>
+      <w:r>
+        <w:t>);</w:t>
+      </w:r>
+      <w:proofErr w:type="gramEnd"/>
+      <w:r>
+        <w:t xml:space="preserve"> </w:t>
+      </w:r>
     </w:p>
     <w:p/>
     <w:p>
       <w:r>
-        <w:t>insert into employeedetails(eid,fname,lname,age,salary,designation,emailid,phnumber) values(100,'Raj','Deep',25,26000,'Manager','raj@gmail.com','4356789765');</w:t>
-      </w:r>
-    </w:p>
-    <w:p>
-      <w:r>
-        <w:t>insert into employeedetails(eid,fname,lname,age,salary,designation,emailid,phnumber) values(101,'Ravi','Patil',25,26000,'Manager','ravi@gmail.com','4356789764');</w:t>
-      </w:r>
-    </w:p>
-    <w:p>
-      <w:r>
-        <w:t>insert into employeedetails(eid,fname,age,salary,designation,emailid,phnumber) values(102,'John',25,26000,'Manager','john@gmail.com','4352789764');</w:t>
-      </w:r>
-    </w:p>
-    <w:p>
-      <w:r>
-        <w:t>insert into employeedetails(eid,fname,age,salary,designation,emailid,phnumber) values(103,'Bob',26,29000,'Manager','Bob@gmail.com','4352783764');</w:t>
-      </w:r>
+        <w:t>insert into employeedetails(</w:t>
+      </w:r>
+      <w:proofErr w:type="gramStart"/>
+      <w:r>
+        <w:t>eid,fname</w:t>
+      </w:r>
+      <w:proofErr w:type="gramEnd"/>
+      <w:r>
+        <w:t>,</w:t>
+      </w:r>
+      <w:proofErr w:type="gramStart"/>
+      <w:r>
+        <w:t>lname,age</w:t>
+      </w:r>
+      <w:proofErr w:type="gramEnd"/>
+      <w:r>
+        <w:t>,</w:t>
+      </w:r>
+      <w:proofErr w:type="gramStart"/>
+      <w:r>
+        <w:t>salary,designation</w:t>
+      </w:r>
+      <w:proofErr w:type="gramEnd"/>
+      <w:r>
+        <w:t>,</w:t>
+      </w:r>
+      <w:proofErr w:type="gramStart"/>
+      <w:r>
+        <w:t>emailid,phnumber</w:t>
+      </w:r>
+      <w:proofErr w:type="gramEnd"/>
+      <w:r>
+        <w:t>) values(100,'Raj','Deep',25,26000,'Manager</w:t>
+      </w:r>
+      <w:proofErr w:type="gramStart"/>
+      <w:r>
+        <w:t>','raj@gmail.com</w:t>
+      </w:r>
+      <w:proofErr w:type="gramEnd"/>
+      <w:r>
+        <w:t>','4356789765'</w:t>
+      </w:r>
+      <w:proofErr w:type="gramStart"/>
+      <w:r>
+        <w:t>);</w:t>
+      </w:r>
+      <w:proofErr w:type="gramEnd"/>
+    </w:p>
+    <w:p>
+      <w:r>
+        <w:t>insert into employeedetails(</w:t>
+      </w:r>
+      <w:proofErr w:type="gramStart"/>
+      <w:r>
+        <w:t>eid,fname</w:t>
+      </w:r>
+      <w:proofErr w:type="gramEnd"/>
+      <w:r>
+        <w:t>,</w:t>
+      </w:r>
+      <w:proofErr w:type="gramStart"/>
+      <w:r>
+        <w:t>lname,age</w:t>
+      </w:r>
+      <w:proofErr w:type="gramEnd"/>
+      <w:r>
+        <w:t>,</w:t>
+      </w:r>
+      <w:proofErr w:type="gramStart"/>
+      <w:r>
+        <w:t>salary,designation</w:t>
+      </w:r>
+      <w:proofErr w:type="gramEnd"/>
+      <w:r>
+        <w:t>,</w:t>
+      </w:r>
+      <w:proofErr w:type="gramStart"/>
+      <w:r>
+        <w:t>emailid,phnumber</w:t>
+      </w:r>
+      <w:proofErr w:type="gramEnd"/>
+      <w:r>
+        <w:t>) values(101,'Ravi','Patil',25,26000,'Manager</w:t>
+      </w:r>
+      <w:proofErr w:type="gramStart"/>
+      <w:r>
+        <w:t>','ravi@gmail.com</w:t>
+      </w:r>
+      <w:proofErr w:type="gramEnd"/>
+      <w:r>
+        <w:t>','4356789764'</w:t>
+      </w:r>
+      <w:proofErr w:type="gramStart"/>
+      <w:r>
+        <w:t>);</w:t>
+      </w:r>
+      <w:proofErr w:type="gramEnd"/>
+    </w:p>
+    <w:p>
+      <w:r>
+        <w:t>insert into employeedetails(</w:t>
+      </w:r>
+      <w:proofErr w:type="gramStart"/>
+      <w:r>
+        <w:t>eid,fname</w:t>
+      </w:r>
+      <w:proofErr w:type="gramEnd"/>
+      <w:r>
+        <w:t>,</w:t>
+      </w:r>
+      <w:proofErr w:type="gramStart"/>
+      <w:r>
+        <w:t>age,salary</w:t>
+      </w:r>
+      <w:proofErr w:type="gramEnd"/>
+      <w:r>
+        <w:t>,</w:t>
+      </w:r>
+      <w:proofErr w:type="gramStart"/>
+      <w:r>
+        <w:t>designation,emailid</w:t>
+      </w:r>
+      <w:proofErr w:type="gramEnd"/>
+      <w:r>
+        <w:t>,phnumber) values(102,'John',25,26000,'Manager</w:t>
+      </w:r>
+      <w:proofErr w:type="gramStart"/>
+      <w:r>
+        <w:t>','john@gmail.com</w:t>
+      </w:r>
+      <w:proofErr w:type="gramEnd"/>
+      <w:r>
+        <w:t>','4352789764'</w:t>
+      </w:r>
+      <w:proofErr w:type="gramStart"/>
+      <w:r>
+        <w:t>);</w:t>
+      </w:r>
+      <w:proofErr w:type="gramEnd"/>
+    </w:p>
+    <w:p>
+      <w:r>
+        <w:t>insert into employeedetails(</w:t>
+      </w:r>
+      <w:proofErr w:type="gramStart"/>
+      <w:r>
+        <w:t>eid,fname</w:t>
+      </w:r>
+      <w:proofErr w:type="gramEnd"/>
+      <w:r>
+        <w:t>,</w:t>
+      </w:r>
+      <w:proofErr w:type="gramStart"/>
+      <w:r>
+        <w:t>age,salary</w:t>
+      </w:r>
+      <w:proofErr w:type="gramEnd"/>
+      <w:r>
+        <w:t>,</w:t>
+      </w:r>
+      <w:proofErr w:type="gramStart"/>
+      <w:r>
+        <w:t>designation,emailid</w:t>
+      </w:r>
+      <w:proofErr w:type="gramEnd"/>
+      <w:r>
+        <w:t>,phnumber) values(103,'Bob',26,29000,'Manager</w:t>
+      </w:r>
+      <w:proofErr w:type="gramStart"/>
+      <w:r>
+        <w:t>','Bob@gmail.com</w:t>
+      </w:r>
+      <w:proofErr w:type="gramEnd"/>
+      <w:r>
+        <w:t>','4352783764'</w:t>
+      </w:r>
+      <w:proofErr w:type="gramStart"/>
+      <w:r>
+        <w:t>);</w:t>
+      </w:r>
+      <w:proofErr w:type="gramEnd"/>
     </w:p>
     <w:p>
       <w:r>
@@ -742,16 +1114,94 @@
         <w:t>(</w:t>
       </w:r>
       <w:proofErr w:type="spellStart"/>
-      <w:r>
-        <w:t>eid,fname,age,salary,emailid,phnumber</w:t>
+      <w:proofErr w:type="gramStart"/>
+      <w:r>
+        <w:t>eid,fname</w:t>
+      </w:r>
+      <w:proofErr w:type="gramEnd"/>
+      <w:r>
+        <w:t>,</w:t>
+      </w:r>
+      <w:proofErr w:type="gramStart"/>
+      <w:r>
+        <w:t>age,salary</w:t>
+      </w:r>
+      <w:proofErr w:type="gramEnd"/>
+      <w:r>
+        <w:t>,</w:t>
+      </w:r>
+      <w:proofErr w:type="gramStart"/>
+      <w:r>
+        <w:t>emailid,phnumber</w:t>
       </w:r>
       <w:proofErr w:type="spellEnd"/>
-      <w:r>
-        <w:t>) values(104,'Alice',26,29000,'alice@gmail.com','4351783764')</w:t>
+      <w:proofErr w:type="gramEnd"/>
+      <w:r>
+        <w:t>) values(104,'Alice',26,</w:t>
+      </w:r>
+      <w:proofErr w:type="gramStart"/>
+      <w:r>
+        <w:t>29000,'alice@gmail.com</w:t>
+      </w:r>
+      <w:proofErr w:type="gramEnd"/>
+      <w:r>
+        <w:t>','4351783764'</w:t>
+      </w:r>
+      <w:proofErr w:type="gramStart"/>
+      <w:r>
+        <w:t>)</w:t>
       </w:r>
       <w:r>
         <w:t>;</w:t>
       </w:r>
+      <w:proofErr w:type="gramEnd"/>
+    </w:p>
+    <w:p>
+      <w:r>
+        <w:t xml:space="preserve">insert into </w:t>
+      </w:r>
+      <w:proofErr w:type="spellStart"/>
+      <w:r>
+        <w:t>employeedetails</w:t>
+      </w:r>
+      <w:proofErr w:type="spellEnd"/>
+      <w:r>
+        <w:t>(</w:t>
+      </w:r>
+      <w:proofErr w:type="spellStart"/>
+      <w:proofErr w:type="gramStart"/>
+      <w:r>
+        <w:t>eid,fname</w:t>
+      </w:r>
+      <w:proofErr w:type="gramEnd"/>
+      <w:r>
+        <w:t>,</w:t>
+      </w:r>
+      <w:proofErr w:type="gramStart"/>
+      <w:r>
+        <w:t>age,salary</w:t>
+      </w:r>
+      <w:proofErr w:type="gramEnd"/>
+      <w:r>
+        <w:t>,emailid</w:t>
+      </w:r>
+      <w:proofErr w:type="spellEnd"/>
+      <w:r>
+        <w:t>) values(105,'Charlie',29,</w:t>
+      </w:r>
+      <w:proofErr w:type="gramStart"/>
+      <w:r>
+        <w:t>32000,'charlie@gmail.com</w:t>
+      </w:r>
+      <w:proofErr w:type="gramEnd"/>
+      <w:r>
+        <w:t>'</w:t>
+      </w:r>
+      <w:proofErr w:type="gramStart"/>
+      <w:r>
+        <w:t>);</w:t>
+      </w:r>
+      <w:proofErr w:type="gramEnd"/>
     </w:p>
     <w:p/>
     <w:p>

--- a/FSD MERN - Designing and Managing Databases with MongoDB/FSD MERN - Designing and Managing Databases with MongoDB - Day 4 - 19-04-2026.docx
+++ b/FSD MERN - Designing and Managing Databases with MongoDB/FSD MERN - Designing and Managing Databases with MongoDB - Day 4 - 19-04-2026.docx
@@ -1206,17 +1206,599 @@
     <w:p/>
     <w:p>
       <w:pPr>
+        <w:rPr>
+          <w:b/>
+          <w:bCs/>
+        </w:rPr>
+      </w:pPr>
+      <w:r>
+        <w:rPr>
+          <w:b/>
+          <w:bCs/>
+        </w:rPr>
+        <w:lastRenderedPageBreak/>
+        <w:t xml:space="preserve">Database relationship </w:t>
+      </w:r>
+    </w:p>
+    <w:p/>
+    <w:p>
+      <w:r>
+        <w:t>4 types of relationships</w:t>
+      </w:r>
+    </w:p>
+    <w:p>
+      <w:pPr>
         <w:pStyle w:val="ListParagraph"/>
-      </w:pPr>
+        <w:numPr>
+          <w:ilvl w:val="0"/>
+          <w:numId w:val="17"/>
+        </w:numPr>
+      </w:pPr>
+      <w:r>
+        <w:t xml:space="preserve">One to many </w:t>
+      </w:r>
+      <w:r>
+        <w:tab/>
+        <w:t xml:space="preserve">: Trainer and Student or One project many </w:t>
+      </w:r>
+      <w:proofErr w:type="gramStart"/>
+      <w:r>
+        <w:t>employee</w:t>
+      </w:r>
+      <w:proofErr w:type="gramEnd"/>
+      <w:r>
+        <w:t xml:space="preserve"> working </w:t>
+      </w:r>
     </w:p>
     <w:p>
       <w:pPr>
         <w:pStyle w:val="ListParagraph"/>
-      </w:pPr>
+        <w:numPr>
+          <w:ilvl w:val="0"/>
+          <w:numId w:val="17"/>
+        </w:numPr>
+      </w:pPr>
+      <w:r>
+        <w:t xml:space="preserve">One to one </w:t>
+      </w:r>
+      <w:r>
+        <w:tab/>
+        <w:t xml:space="preserve">: Person has only one passport </w:t>
+      </w:r>
+    </w:p>
+    <w:p>
+      <w:pPr>
+        <w:pStyle w:val="ListParagraph"/>
+        <w:numPr>
+          <w:ilvl w:val="0"/>
+          <w:numId w:val="17"/>
+        </w:numPr>
+      </w:pPr>
+      <w:r>
+        <w:t xml:space="preserve">Many to one </w:t>
+      </w:r>
+      <w:r>
+        <w:tab/>
+        <w:t xml:space="preserve">: Many </w:t>
+      </w:r>
+      <w:proofErr w:type="gramStart"/>
+      <w:r>
+        <w:t>employee</w:t>
+      </w:r>
+      <w:proofErr w:type="gramEnd"/>
+      <w:r>
+        <w:t xml:space="preserve"> work in one department. </w:t>
+      </w:r>
+    </w:p>
+    <w:p>
+      <w:pPr>
+        <w:pStyle w:val="ListParagraph"/>
+        <w:numPr>
+          <w:ilvl w:val="0"/>
+          <w:numId w:val="17"/>
+        </w:numPr>
+      </w:pPr>
+      <w:r>
+        <w:t xml:space="preserve">Many to </w:t>
+      </w:r>
+      <w:proofErr w:type="gramStart"/>
+      <w:r>
+        <w:t>many :</w:t>
+      </w:r>
+      <w:proofErr w:type="gramEnd"/>
+      <w:r>
+        <w:t xml:space="preserve"> Many Students know more than one </w:t>
+      </w:r>
+      <w:proofErr w:type="gramStart"/>
+      <w:r>
+        <w:t>technologies</w:t>
+      </w:r>
+      <w:proofErr w:type="gramEnd"/>
+      <w:r>
+        <w:t xml:space="preserve">. </w:t>
+      </w:r>
+    </w:p>
+    <w:p>
+      <w:r>
+        <w:t xml:space="preserve">Foreign </w:t>
+      </w:r>
+      <w:proofErr w:type="gramStart"/>
+      <w:r>
+        <w:t>Key :</w:t>
+      </w:r>
+      <w:proofErr w:type="gramEnd"/>
+      <w:r>
+        <w:t xml:space="preserve"> FK is </w:t>
+      </w:r>
+      <w:proofErr w:type="gramStart"/>
+      <w:r>
+        <w:t>use</w:t>
+      </w:r>
+      <w:proofErr w:type="gramEnd"/>
+      <w:r>
+        <w:t xml:space="preserve"> to link to PK of same or different table. If column FK that column allow only those values which present in PK. FK can allow duplicate but only those values which present in PK. It can allow null value. </w:t>
+      </w:r>
+    </w:p>
+    <w:p>
+      <w:r>
+        <w:t>Trainer -</w:t>
+      </w:r>
+      <w:r>
+        <w:sym w:font="Wingdings" w:char="F0E0"/>
+      </w:r>
+      <w:r>
+        <w:t xml:space="preserve"> Table </w:t>
+      </w:r>
+    </w:p>
+    <w:p>
+      <w:proofErr w:type="spellStart"/>
+      <w:r>
+        <w:t>TId</w:t>
+      </w:r>
+      <w:proofErr w:type="spellEnd"/>
+      <w:r>
+        <w:t xml:space="preserve"> (</w:t>
+      </w:r>
+      <w:proofErr w:type="gramStart"/>
+      <w:r>
+        <w:t>PK )</w:t>
+      </w:r>
+      <w:proofErr w:type="gramEnd"/>
+      <w:r>
+        <w:t xml:space="preserve">, </w:t>
+      </w:r>
+      <w:proofErr w:type="spellStart"/>
+      <w:r>
+        <w:t>TName</w:t>
+      </w:r>
+      <w:proofErr w:type="spellEnd"/>
+      <w:r>
+        <w:t xml:space="preserve">, Tech </w:t>
+      </w:r>
+    </w:p>
+    <w:p>
+      <w:r>
+        <w:t xml:space="preserve">create table </w:t>
+      </w:r>
+      <w:proofErr w:type="gramStart"/>
+      <w:r>
+        <w:t>trainer(</w:t>
+      </w:r>
+      <w:proofErr w:type="spellStart"/>
+      <w:proofErr w:type="gramEnd"/>
+      <w:r>
+        <w:t>tid</w:t>
+      </w:r>
+      <w:proofErr w:type="spellEnd"/>
+      <w:r>
+        <w:t xml:space="preserve"> int primary key,</w:t>
+      </w:r>
+    </w:p>
+    <w:p>
+      <w:proofErr w:type="spellStart"/>
+      <w:r>
+        <w:t>tname</w:t>
+      </w:r>
+      <w:proofErr w:type="spellEnd"/>
       <w:r>
         <w:t xml:space="preserve"> </w:t>
       </w:r>
-    </w:p>
+      <w:proofErr w:type="gramStart"/>
+      <w:r>
+        <w:t>varchar(</w:t>
+      </w:r>
+      <w:proofErr w:type="gramEnd"/>
+      <w:r>
+        <w:t xml:space="preserve">30) not null, </w:t>
+      </w:r>
+    </w:p>
+    <w:p>
+      <w:r>
+        <w:t xml:space="preserve">tech </w:t>
+      </w:r>
+      <w:proofErr w:type="gramStart"/>
+      <w:r>
+        <w:t>varchar(</w:t>
+      </w:r>
+      <w:proofErr w:type="gramEnd"/>
+      <w:r>
+        <w:t>30) not null</w:t>
+      </w:r>
+      <w:proofErr w:type="gramStart"/>
+      <w:r>
+        <w:t>);</w:t>
+      </w:r>
+      <w:proofErr w:type="gramEnd"/>
+    </w:p>
+    <w:p/>
+    <w:p>
+      <w:r>
+        <w:t>insert into trainer values(100,'Raj','Java'</w:t>
+      </w:r>
+      <w:proofErr w:type="gramStart"/>
+      <w:r>
+        <w:t>);</w:t>
+      </w:r>
+      <w:proofErr w:type="gramEnd"/>
+    </w:p>
+    <w:p>
+      <w:r>
+        <w:t>insert into trainer values(101,'Ravi','Python'</w:t>
+      </w:r>
+      <w:proofErr w:type="gramStart"/>
+      <w:r>
+        <w:t>);</w:t>
+      </w:r>
+      <w:proofErr w:type="gramEnd"/>
+    </w:p>
+    <w:p>
+      <w:r>
+        <w:t>insert into trainer values(101,'Ravi','Python'</w:t>
+      </w:r>
+      <w:proofErr w:type="gramStart"/>
+      <w:r>
+        <w:t>);</w:t>
+      </w:r>
+      <w:proofErr w:type="gramEnd"/>
+    </w:p>
+    <w:p/>
+    <w:p>
+      <w:r>
+        <w:t>Student -</w:t>
+      </w:r>
+      <w:r>
+        <w:sym w:font="Wingdings" w:char="F0E0"/>
+      </w:r>
+      <w:r>
+        <w:t xml:space="preserve"> Table </w:t>
+      </w:r>
+    </w:p>
+    <w:p>
+      <w:proofErr w:type="gramStart"/>
+      <w:r>
+        <w:t>Sid(</w:t>
+      </w:r>
+      <w:proofErr w:type="gramEnd"/>
+      <w:r>
+        <w:t xml:space="preserve">PK), </w:t>
+      </w:r>
+      <w:proofErr w:type="spellStart"/>
+      <w:r>
+        <w:t>SName</w:t>
+      </w:r>
+      <w:proofErr w:type="spellEnd"/>
+      <w:r>
+        <w:t>, age, TID(FK)</w:t>
+      </w:r>
+    </w:p>
+    <w:p>
+      <w:r>
+        <w:t xml:space="preserve">create table </w:t>
+      </w:r>
+      <w:proofErr w:type="gramStart"/>
+      <w:r>
+        <w:t>student(</w:t>
+      </w:r>
+      <w:proofErr w:type="spellStart"/>
+      <w:proofErr w:type="gramEnd"/>
+      <w:r>
+        <w:t>sid</w:t>
+      </w:r>
+      <w:proofErr w:type="spellEnd"/>
+      <w:r>
+        <w:t xml:space="preserve"> int primary key,</w:t>
+      </w:r>
+    </w:p>
+    <w:p>
+      <w:proofErr w:type="spellStart"/>
+      <w:r>
+        <w:t>sname</w:t>
+      </w:r>
+      <w:proofErr w:type="spellEnd"/>
+      <w:r>
+        <w:t xml:space="preserve"> </w:t>
+      </w:r>
+      <w:proofErr w:type="gramStart"/>
+      <w:r>
+        <w:t>varchar(</w:t>
+      </w:r>
+      <w:proofErr w:type="gramEnd"/>
+      <w:r>
+        <w:t xml:space="preserve">30) not null, </w:t>
+      </w:r>
+    </w:p>
+    <w:p>
+      <w:r>
+        <w:t xml:space="preserve">age int, </w:t>
+      </w:r>
+    </w:p>
+    <w:p>
+      <w:proofErr w:type="spellStart"/>
+      <w:r>
+        <w:t>tid</w:t>
+      </w:r>
+      <w:proofErr w:type="spellEnd"/>
+      <w:r>
+        <w:t xml:space="preserve"> int, </w:t>
+      </w:r>
+    </w:p>
+    <w:p>
+      <w:r>
+        <w:t>foreign key(</w:t>
+      </w:r>
+      <w:proofErr w:type="spellStart"/>
+      <w:r>
+        <w:t>tid</w:t>
+      </w:r>
+      <w:proofErr w:type="spellEnd"/>
+      <w:r>
+        <w:t>) references trainer(</w:t>
+      </w:r>
+      <w:proofErr w:type="spellStart"/>
+      <w:r>
+        <w:t>tid</w:t>
+      </w:r>
+      <w:proofErr w:type="spellEnd"/>
+      <w:r>
+        <w:t>)</w:t>
+      </w:r>
+      <w:proofErr w:type="gramStart"/>
+      <w:r>
+        <w:t>);</w:t>
+      </w:r>
+      <w:proofErr w:type="gramEnd"/>
+    </w:p>
+    <w:p>
+      <w:r>
+        <w:t xml:space="preserve"> </w:t>
+      </w:r>
+      <w:r>
+        <w:t>insert into student values(1,'Reeta',21,100</w:t>
+      </w:r>
+      <w:proofErr w:type="gramStart"/>
+      <w:r>
+        <w:t>);</w:t>
+      </w:r>
+      <w:proofErr w:type="gramEnd"/>
+    </w:p>
+    <w:p>
+      <w:r>
+        <w:t>insert into student values(2,'Veeta',22,100</w:t>
+      </w:r>
+      <w:proofErr w:type="gramStart"/>
+      <w:r>
+        <w:t>);</w:t>
+      </w:r>
+      <w:proofErr w:type="gramEnd"/>
+    </w:p>
+    <w:p>
+      <w:r>
+        <w:lastRenderedPageBreak/>
+        <w:t>insert into student values(3,'Teeta',23,101</w:t>
+      </w:r>
+      <w:proofErr w:type="gramStart"/>
+      <w:r>
+        <w:t>);</w:t>
+      </w:r>
+      <w:proofErr w:type="gramEnd"/>
+    </w:p>
+    <w:p>
+      <w:r>
+        <w:t>insert into student values(4,'Meeta',</w:t>
+      </w:r>
+      <w:proofErr w:type="gramStart"/>
+      <w:r>
+        <w:t>24,null);</w:t>
+      </w:r>
+      <w:proofErr w:type="gramEnd"/>
+    </w:p>
+    <w:p>
+      <w:r>
+        <w:t>insert into student values(5,'Keeta',25,105</w:t>
+      </w:r>
+      <w:proofErr w:type="gramStart"/>
+      <w:r>
+        <w:t>);</w:t>
+      </w:r>
+      <w:proofErr w:type="gramEnd"/>
+      <w:r>
+        <w:tab/>
+        <w:t xml:space="preserve">Error </w:t>
+      </w:r>
+    </w:p>
+    <w:p/>
+    <w:p>
+      <w:r>
+        <w:t xml:space="preserve">select </w:t>
+      </w:r>
+      <w:proofErr w:type="spellStart"/>
+      <w:proofErr w:type="gramStart"/>
+      <w:r>
+        <w:t>t.tname</w:t>
+      </w:r>
+      <w:proofErr w:type="gramEnd"/>
+      <w:r>
+        <w:t>,</w:t>
+      </w:r>
+      <w:proofErr w:type="gramStart"/>
+      <w:r>
+        <w:t>t.tech</w:t>
+      </w:r>
+      <w:proofErr w:type="gramEnd"/>
+      <w:r>
+        <w:t>,</w:t>
+      </w:r>
+      <w:proofErr w:type="gramStart"/>
+      <w:r>
+        <w:t>s.sname</w:t>
+      </w:r>
+      <w:proofErr w:type="spellEnd"/>
+      <w:proofErr w:type="gramEnd"/>
+      <w:r>
+        <w:t xml:space="preserve"> from trainer t inner join student </w:t>
+      </w:r>
+      <w:proofErr w:type="spellStart"/>
+      <w:r>
+        <w:t>s on</w:t>
+      </w:r>
+      <w:proofErr w:type="spellEnd"/>
+      <w:r>
+        <w:t xml:space="preserve"> </w:t>
+      </w:r>
+      <w:proofErr w:type="spellStart"/>
+      <w:r>
+        <w:t>t.tid</w:t>
+      </w:r>
+      <w:proofErr w:type="spellEnd"/>
+      <w:r>
+        <w:t>=</w:t>
+      </w:r>
+      <w:proofErr w:type="spellStart"/>
+      <w:proofErr w:type="gramStart"/>
+      <w:r>
+        <w:t>s.tid</w:t>
+      </w:r>
+      <w:proofErr w:type="spellEnd"/>
+      <w:r>
+        <w:t>;</w:t>
+      </w:r>
+      <w:proofErr w:type="gramEnd"/>
+    </w:p>
+    <w:p>
+      <w:r>
+        <w:t xml:space="preserve">select </w:t>
+      </w:r>
+      <w:proofErr w:type="spellStart"/>
+      <w:proofErr w:type="gramStart"/>
+      <w:r>
+        <w:t>t.tname</w:t>
+      </w:r>
+      <w:proofErr w:type="gramEnd"/>
+      <w:r>
+        <w:t>,</w:t>
+      </w:r>
+      <w:proofErr w:type="gramStart"/>
+      <w:r>
+        <w:t>t.tech</w:t>
+      </w:r>
+      <w:proofErr w:type="gramEnd"/>
+      <w:r>
+        <w:t>,</w:t>
+      </w:r>
+      <w:proofErr w:type="gramStart"/>
+      <w:r>
+        <w:t>s.sname</w:t>
+      </w:r>
+      <w:proofErr w:type="spellEnd"/>
+      <w:proofErr w:type="gramEnd"/>
+      <w:r>
+        <w:t xml:space="preserve"> from trainer t left outer join student </w:t>
+      </w:r>
+      <w:proofErr w:type="spellStart"/>
+      <w:r>
+        <w:t>s on</w:t>
+      </w:r>
+      <w:proofErr w:type="spellEnd"/>
+      <w:r>
+        <w:t xml:space="preserve"> </w:t>
+      </w:r>
+      <w:proofErr w:type="spellStart"/>
+      <w:r>
+        <w:t>t.tid</w:t>
+      </w:r>
+      <w:proofErr w:type="spellEnd"/>
+      <w:r>
+        <w:t>=</w:t>
+      </w:r>
+      <w:proofErr w:type="spellStart"/>
+      <w:proofErr w:type="gramStart"/>
+      <w:r>
+        <w:t>s.tid</w:t>
+      </w:r>
+      <w:proofErr w:type="spellEnd"/>
+      <w:r>
+        <w:t>;</w:t>
+      </w:r>
+      <w:proofErr w:type="gramEnd"/>
+    </w:p>
+    <w:p>
+      <w:r>
+        <w:t xml:space="preserve">select </w:t>
+      </w:r>
+      <w:proofErr w:type="spellStart"/>
+      <w:proofErr w:type="gramStart"/>
+      <w:r>
+        <w:t>t.tname</w:t>
+      </w:r>
+      <w:proofErr w:type="gramEnd"/>
+      <w:r>
+        <w:t>,</w:t>
+      </w:r>
+      <w:proofErr w:type="gramStart"/>
+      <w:r>
+        <w:t>t.tech</w:t>
+      </w:r>
+      <w:proofErr w:type="gramEnd"/>
+      <w:r>
+        <w:t>,</w:t>
+      </w:r>
+      <w:proofErr w:type="gramStart"/>
+      <w:r>
+        <w:t>s.sname</w:t>
+      </w:r>
+      <w:proofErr w:type="spellEnd"/>
+      <w:proofErr w:type="gramEnd"/>
+      <w:r>
+        <w:t xml:space="preserve"> from trainer t right outer join student </w:t>
+      </w:r>
+      <w:proofErr w:type="spellStart"/>
+      <w:r>
+        <w:t>s on</w:t>
+      </w:r>
+      <w:proofErr w:type="spellEnd"/>
+      <w:r>
+        <w:t xml:space="preserve"> </w:t>
+      </w:r>
+      <w:proofErr w:type="spellStart"/>
+      <w:r>
+        <w:t>t.tid</w:t>
+      </w:r>
+      <w:proofErr w:type="spellEnd"/>
+      <w:r>
+        <w:t>=</w:t>
+      </w:r>
+      <w:proofErr w:type="spellStart"/>
+      <w:proofErr w:type="gramStart"/>
+      <w:r>
+        <w:t>s.tid</w:t>
+      </w:r>
+      <w:proofErr w:type="spellEnd"/>
+      <w:r>
+        <w:t>;</w:t>
+      </w:r>
+      <w:proofErr w:type="gramEnd"/>
+    </w:p>
+    <w:p/>
     <w:sectPr>
       <w:pgSz w:w="11906" w:h="16838"/>
       <w:pgMar w:top="1440" w:right="1440" w:bottom="1440" w:left="1440" w:header="708" w:footer="708" w:gutter="0"/>
@@ -2055,6 +2637,95 @@
     </w:lvl>
   </w:abstractNum>
   <w:abstractNum w:abstractNumId="9" w15:restartNumberingAfterBreak="0">
+    <w:nsid w:val="5D0262D2"/>
+    <w:multiLevelType w:val="hybridMultilevel"/>
+    <w:tmpl w:val="1A5A42F4"/>
+    <w:lvl w:ilvl="0" w:tplc="4009000F">
+      <w:start w:val="1"/>
+      <w:numFmt w:val="decimal"/>
+      <w:lvlText w:val="%1."/>
+      <w:lvlJc w:val="left"/>
+      <w:pPr>
+        <w:ind w:left="720" w:hanging="360"/>
+      </w:pPr>
+      <w:rPr>
+        <w:rFonts w:hint="default"/>
+      </w:rPr>
+    </w:lvl>
+    <w:lvl w:ilvl="1" w:tplc="40090019" w:tentative="1">
+      <w:start w:val="1"/>
+      <w:numFmt w:val="lowerLetter"/>
+      <w:lvlText w:val="%2."/>
+      <w:lvlJc w:val="left"/>
+      <w:pPr>
+        <w:ind w:left="1440" w:hanging="360"/>
+      </w:pPr>
+    </w:lvl>
+    <w:lvl w:ilvl="2" w:tplc="4009001B" w:tentative="1">
+      <w:start w:val="1"/>
+      <w:numFmt w:val="lowerRoman"/>
+      <w:lvlText w:val="%3."/>
+      <w:lvlJc w:val="right"/>
+      <w:pPr>
+        <w:ind w:left="2160" w:hanging="180"/>
+      </w:pPr>
+    </w:lvl>
+    <w:lvl w:ilvl="3" w:tplc="4009000F" w:tentative="1">
+      <w:start w:val="1"/>
+      <w:numFmt w:val="decimal"/>
+      <w:lvlText w:val="%4."/>
+      <w:lvlJc w:val="left"/>
+      <w:pPr>
+        <w:ind w:left="2880" w:hanging="360"/>
+      </w:pPr>
+    </w:lvl>
+    <w:lvl w:ilvl="4" w:tplc="40090019" w:tentative="1">
+      <w:start w:val="1"/>
+      <w:numFmt w:val="lowerLetter"/>
+      <w:lvlText w:val="%5."/>
+      <w:lvlJc w:val="left"/>
+      <w:pPr>
+        <w:ind w:left="3600" w:hanging="360"/>
+      </w:pPr>
+    </w:lvl>
+    <w:lvl w:ilvl="5" w:tplc="4009001B" w:tentative="1">
+      <w:start w:val="1"/>
+      <w:numFmt w:val="lowerRoman"/>
+      <w:lvlText w:val="%6."/>
+      <w:lvlJc w:val="right"/>
+      <w:pPr>
+        <w:ind w:left="4320" w:hanging="180"/>
+      </w:pPr>
+    </w:lvl>
+    <w:lvl w:ilvl="6" w:tplc="4009000F" w:tentative="1">
+      <w:start w:val="1"/>
+      <w:numFmt w:val="decimal"/>
+      <w:lvlText w:val="%7."/>
+      <w:lvlJc w:val="left"/>
+      <w:pPr>
+        <w:ind w:left="5040" w:hanging="360"/>
+      </w:pPr>
+    </w:lvl>
+    <w:lvl w:ilvl="7" w:tplc="40090019" w:tentative="1">
+      <w:start w:val="1"/>
+      <w:numFmt w:val="lowerLetter"/>
+      <w:lvlText w:val="%8."/>
+      <w:lvlJc w:val="left"/>
+      <w:pPr>
+        <w:ind w:left="5760" w:hanging="360"/>
+      </w:pPr>
+    </w:lvl>
+    <w:lvl w:ilvl="8" w:tplc="4009001B" w:tentative="1">
+      <w:start w:val="1"/>
+      <w:numFmt w:val="lowerRoman"/>
+      <w:lvlText w:val="%9."/>
+      <w:lvlJc w:val="right"/>
+      <w:pPr>
+        <w:ind w:left="6480" w:hanging="180"/>
+      </w:pPr>
+    </w:lvl>
+  </w:abstractNum>
+  <w:abstractNum w:abstractNumId="10" w15:restartNumberingAfterBreak="0">
     <w:nsid w:val="5FD94584"/>
     <w:multiLevelType w:val="hybridMultilevel"/>
     <w:tmpl w:val="C97E6FC8"/>
@@ -2143,7 +2814,7 @@
       </w:pPr>
     </w:lvl>
   </w:abstractNum>
-  <w:abstractNum w:abstractNumId="10" w15:restartNumberingAfterBreak="0">
+  <w:abstractNum w:abstractNumId="11" w15:restartNumberingAfterBreak="0">
     <w:nsid w:val="6A11569A"/>
     <w:multiLevelType w:val="hybridMultilevel"/>
     <w:tmpl w:val="206AE3B0"/>
@@ -2232,7 +2903,7 @@
       </w:pPr>
     </w:lvl>
   </w:abstractNum>
-  <w:abstractNum w:abstractNumId="11" w15:restartNumberingAfterBreak="0">
+  <w:abstractNum w:abstractNumId="12" w15:restartNumberingAfterBreak="0">
     <w:nsid w:val="6ACC51EE"/>
     <w:multiLevelType w:val="hybridMultilevel"/>
     <w:tmpl w:val="25EC3418"/>
@@ -2321,7 +2992,7 @@
       </w:pPr>
     </w:lvl>
   </w:abstractNum>
-  <w:abstractNum w:abstractNumId="12" w15:restartNumberingAfterBreak="0">
+  <w:abstractNum w:abstractNumId="13" w15:restartNumberingAfterBreak="0">
     <w:nsid w:val="743B5987"/>
     <w:multiLevelType w:val="hybridMultilevel"/>
     <w:tmpl w:val="A5D09178"/>
@@ -2410,7 +3081,7 @@
       </w:pPr>
     </w:lvl>
   </w:abstractNum>
-  <w:abstractNum w:abstractNumId="13" w15:restartNumberingAfterBreak="0">
+  <w:abstractNum w:abstractNumId="14" w15:restartNumberingAfterBreak="0">
     <w:nsid w:val="78AC3BDC"/>
     <w:multiLevelType w:val="hybridMultilevel"/>
     <w:tmpl w:val="B8F08678"/>
@@ -2499,7 +3170,7 @@
       </w:pPr>
     </w:lvl>
   </w:abstractNum>
-  <w:abstractNum w:abstractNumId="14" w15:restartNumberingAfterBreak="0">
+  <w:abstractNum w:abstractNumId="15" w15:restartNumberingAfterBreak="0">
     <w:nsid w:val="7B193BA0"/>
     <w:multiLevelType w:val="hybridMultilevel"/>
     <w:tmpl w:val="8CCA9348"/>
@@ -2588,7 +3259,7 @@
       </w:pPr>
     </w:lvl>
   </w:abstractNum>
-  <w:abstractNum w:abstractNumId="15" w15:restartNumberingAfterBreak="0">
+  <w:abstractNum w:abstractNumId="16" w15:restartNumberingAfterBreak="0">
     <w:nsid w:val="7BE679A1"/>
     <w:multiLevelType w:val="hybridMultilevel"/>
     <w:tmpl w:val="8B7A4702"/>
@@ -2684,22 +3355,22 @@
     <w:abstractNumId w:val="2"/>
   </w:num>
   <w:num w:numId="3" w16cid:durableId="709107872">
-    <w:abstractNumId w:val="15"/>
+    <w:abstractNumId w:val="16"/>
   </w:num>
   <w:num w:numId="4" w16cid:durableId="779644608">
-    <w:abstractNumId w:val="11"/>
+    <w:abstractNumId w:val="12"/>
   </w:num>
   <w:num w:numId="5" w16cid:durableId="862327437">
-    <w:abstractNumId w:val="12"/>
+    <w:abstractNumId w:val="13"/>
   </w:num>
   <w:num w:numId="6" w16cid:durableId="447284966">
-    <w:abstractNumId w:val="14"/>
+    <w:abstractNumId w:val="15"/>
   </w:num>
   <w:num w:numId="7" w16cid:durableId="1381056674">
     <w:abstractNumId w:val="0"/>
   </w:num>
   <w:num w:numId="8" w16cid:durableId="1206528551">
-    <w:abstractNumId w:val="9"/>
+    <w:abstractNumId w:val="10"/>
   </w:num>
   <w:num w:numId="9" w16cid:durableId="393091821">
     <w:abstractNumId w:val="3"/>
@@ -2714,7 +3385,7 @@
     <w:abstractNumId w:val="1"/>
   </w:num>
   <w:num w:numId="13" w16cid:durableId="313030804">
-    <w:abstractNumId w:val="10"/>
+    <w:abstractNumId w:val="11"/>
   </w:num>
   <w:num w:numId="14" w16cid:durableId="543718519">
     <w:abstractNumId w:val="8"/>
@@ -2723,7 +3394,10 @@
     <w:abstractNumId w:val="4"/>
   </w:num>
   <w:num w:numId="16" w16cid:durableId="1433667663">
-    <w:abstractNumId w:val="13"/>
+    <w:abstractNumId w:val="14"/>
+  </w:num>
+  <w:num w:numId="17" w16cid:durableId="107698301">
+    <w:abstractNumId w:val="9"/>
   </w:num>
 </w:numbering>
 </file>

--- a/FSD MERN - Designing and Managing Databases with MongoDB/FSD MERN - Designing and Managing Databases with MongoDB - Day 4 - 19-04-2026.docx
+++ b/FSD MERN - Designing and Managing Databases with MongoDB/FSD MERN - Designing and Managing Databases with MongoDB - Day 4 - 19-04-2026.docx
@@ -1798,6 +1798,802 @@
       </w:r>
       <w:proofErr w:type="gramEnd"/>
     </w:p>
+    <w:p/>
+    <w:p>
+      <w:r>
+        <w:t xml:space="preserve">One to One (Shared PK). </w:t>
+      </w:r>
+    </w:p>
+    <w:p>
+      <w:r>
+        <w:t xml:space="preserve">Person </w:t>
+      </w:r>
+    </w:p>
+    <w:p>
+      <w:r>
+        <w:t xml:space="preserve">create table </w:t>
+      </w:r>
+      <w:proofErr w:type="gramStart"/>
+      <w:r>
+        <w:t>person(</w:t>
+      </w:r>
+      <w:proofErr w:type="spellStart"/>
+      <w:proofErr w:type="gramEnd"/>
+      <w:r>
+        <w:t>pid</w:t>
+      </w:r>
+      <w:proofErr w:type="spellEnd"/>
+      <w:r>
+        <w:t xml:space="preserve"> int primary key,</w:t>
+      </w:r>
+    </w:p>
+    <w:p>
+      <w:proofErr w:type="spellStart"/>
+      <w:r>
+        <w:t>pname</w:t>
+      </w:r>
+      <w:proofErr w:type="spellEnd"/>
+      <w:r>
+        <w:t xml:space="preserve"> </w:t>
+      </w:r>
+      <w:proofErr w:type="gramStart"/>
+      <w:r>
+        <w:t>varchar(</w:t>
+      </w:r>
+      <w:proofErr w:type="gramEnd"/>
+      <w:r>
+        <w:t>30) not null</w:t>
+      </w:r>
+      <w:proofErr w:type="gramStart"/>
+      <w:r>
+        <w:t>);</w:t>
+      </w:r>
+      <w:proofErr w:type="gramEnd"/>
+    </w:p>
+    <w:p>
+      <w:r>
+        <w:t>insert into person values(100,'john'</w:t>
+      </w:r>
+      <w:proofErr w:type="gramStart"/>
+      <w:r>
+        <w:t>);</w:t>
+      </w:r>
+      <w:proofErr w:type="gramEnd"/>
+    </w:p>
+    <w:p>
+      <w:r>
+        <w:t>insert into person values(101,'bob'</w:t>
+      </w:r>
+      <w:proofErr w:type="gramStart"/>
+      <w:r>
+        <w:t>);</w:t>
+      </w:r>
+      <w:proofErr w:type="gramEnd"/>
+    </w:p>
+    <w:p/>
+    <w:p>
+      <w:r>
+        <w:t xml:space="preserve">Passport </w:t>
+      </w:r>
+    </w:p>
+    <w:p>
+      <w:r>
+        <w:t xml:space="preserve">create table </w:t>
+      </w:r>
+      <w:proofErr w:type="gramStart"/>
+      <w:r>
+        <w:t>passport(</w:t>
+      </w:r>
+      <w:proofErr w:type="spellStart"/>
+      <w:proofErr w:type="gramEnd"/>
+      <w:r>
+        <w:t>ppid</w:t>
+      </w:r>
+      <w:proofErr w:type="spellEnd"/>
+      <w:r>
+        <w:t xml:space="preserve"> int primary key,</w:t>
+      </w:r>
+    </w:p>
+    <w:p>
+      <w:proofErr w:type="spellStart"/>
+      <w:r>
+        <w:t>expiry_date</w:t>
+      </w:r>
+      <w:proofErr w:type="spellEnd"/>
+      <w:r>
+        <w:t xml:space="preserve"> date,</w:t>
+      </w:r>
+    </w:p>
+    <w:p>
+      <w:r>
+        <w:t>foreign key(</w:t>
+      </w:r>
+      <w:proofErr w:type="spellStart"/>
+      <w:r>
+        <w:t>ppid</w:t>
+      </w:r>
+      <w:proofErr w:type="spellEnd"/>
+      <w:r>
+        <w:t>) references person(</w:t>
+      </w:r>
+      <w:proofErr w:type="spellStart"/>
+      <w:r>
+        <w:t>pid</w:t>
+      </w:r>
+      <w:proofErr w:type="spellEnd"/>
+      <w:r>
+        <w:t>)</w:t>
+      </w:r>
+      <w:proofErr w:type="gramStart"/>
+      <w:r>
+        <w:t>);</w:t>
+      </w:r>
+      <w:proofErr w:type="gramEnd"/>
+    </w:p>
+    <w:p>
+      <w:r>
+        <w:t xml:space="preserve">insert into passport </w:t>
+      </w:r>
+      <w:proofErr w:type="gramStart"/>
+      <w:r>
+        <w:t>values(</w:t>
+      </w:r>
+      <w:proofErr w:type="gramEnd"/>
+      <w:r>
+        <w:t>100,'2028-10-30'</w:t>
+      </w:r>
+      <w:proofErr w:type="gramStart"/>
+      <w:r>
+        <w:t>);</w:t>
+      </w:r>
+      <w:proofErr w:type="gramEnd"/>
+    </w:p>
+    <w:p>
+      <w:r>
+        <w:t xml:space="preserve">insert into passport </w:t>
+      </w:r>
+      <w:proofErr w:type="gramStart"/>
+      <w:r>
+        <w:t>values(</w:t>
+      </w:r>
+      <w:proofErr w:type="gramEnd"/>
+      <w:r>
+        <w:t>101,'2030-01-10'</w:t>
+      </w:r>
+      <w:proofErr w:type="gramStart"/>
+      <w:r>
+        <w:t>);</w:t>
+      </w:r>
+      <w:proofErr w:type="gramEnd"/>
+    </w:p>
+    <w:p/>
+    <w:p>
+      <w:r>
+        <w:t>One to One (PK and FK).</w:t>
+      </w:r>
+    </w:p>
+    <w:p/>
+    <w:p/>
+    <w:p/>
+    <w:p/>
+    <w:p/>
+    <w:p>
+      <w:r>
+        <w:lastRenderedPageBreak/>
+        <w:t xml:space="preserve">Many to many </w:t>
+      </w:r>
+    </w:p>
+    <w:p>
+      <w:r>
+        <w:t xml:space="preserve">(one to many bi-directional) </w:t>
+      </w:r>
+    </w:p>
+    <w:p>
+      <w:r>
+        <w:t>Students</w:t>
+      </w:r>
+    </w:p>
+    <w:p>
+      <w:r>
+        <w:t xml:space="preserve">      PK</w:t>
+      </w:r>
+    </w:p>
+    <w:p>
+      <w:r>
+        <w:t xml:space="preserve">       Sid</w:t>
+      </w:r>
+      <w:r>
+        <w:tab/>
+        <w:t xml:space="preserve">    </w:t>
+      </w:r>
+      <w:proofErr w:type="spellStart"/>
+      <w:r>
+        <w:t>SName</w:t>
+      </w:r>
+      <w:proofErr w:type="spellEnd"/>
+    </w:p>
+    <w:p>
+      <w:pPr>
+        <w:pStyle w:val="ListParagraph"/>
+        <w:numPr>
+          <w:ilvl w:val="0"/>
+          <w:numId w:val="20"/>
+        </w:numPr>
+      </w:pPr>
+      <w:r>
+        <w:t xml:space="preserve">      Raj</w:t>
+      </w:r>
+    </w:p>
+    <w:p>
+      <w:pPr>
+        <w:pStyle w:val="ListParagraph"/>
+        <w:numPr>
+          <w:ilvl w:val="0"/>
+          <w:numId w:val="20"/>
+        </w:numPr>
+      </w:pPr>
+      <w:r>
+        <w:t xml:space="preserve">      Ravi</w:t>
+      </w:r>
+    </w:p>
+    <w:p>
+      <w:r>
+        <w:t xml:space="preserve">create table </w:t>
+      </w:r>
+      <w:proofErr w:type="gramStart"/>
+      <w:r>
+        <w:t>students(</w:t>
+      </w:r>
+      <w:proofErr w:type="spellStart"/>
+      <w:proofErr w:type="gramEnd"/>
+      <w:r>
+        <w:t>sid</w:t>
+      </w:r>
+      <w:proofErr w:type="spellEnd"/>
+      <w:r>
+        <w:t xml:space="preserve"> int primary </w:t>
+      </w:r>
+      <w:proofErr w:type="spellStart"/>
+      <w:proofErr w:type="gramStart"/>
+      <w:r>
+        <w:t>key,sname</w:t>
+      </w:r>
+      <w:proofErr w:type="spellEnd"/>
+      <w:proofErr w:type="gramEnd"/>
+      <w:r>
+        <w:t xml:space="preserve"> </w:t>
+      </w:r>
+      <w:proofErr w:type="gramStart"/>
+      <w:r>
+        <w:t>varchar(</w:t>
+      </w:r>
+      <w:proofErr w:type="gramEnd"/>
+      <w:r>
+        <w:t>30) not null</w:t>
+      </w:r>
+      <w:proofErr w:type="gramStart"/>
+      <w:r>
+        <w:t>);</w:t>
+      </w:r>
+      <w:proofErr w:type="gramEnd"/>
+    </w:p>
+    <w:p>
+      <w:r>
+        <w:t xml:space="preserve">insert into </w:t>
+      </w:r>
+      <w:proofErr w:type="gramStart"/>
+      <w:r>
+        <w:t>students</w:t>
+      </w:r>
+      <w:proofErr w:type="gramEnd"/>
+      <w:r>
+        <w:t xml:space="preserve"> values(111,'Raj'</w:t>
+      </w:r>
+      <w:proofErr w:type="gramStart"/>
+      <w:r>
+        <w:t>);</w:t>
+      </w:r>
+      <w:proofErr w:type="gramEnd"/>
+    </w:p>
+    <w:p>
+      <w:r>
+        <w:t xml:space="preserve">insert into </w:t>
+      </w:r>
+      <w:proofErr w:type="gramStart"/>
+      <w:r>
+        <w:t>students</w:t>
+      </w:r>
+      <w:proofErr w:type="gramEnd"/>
+      <w:r>
+        <w:t xml:space="preserve"> values(112,'Ravi'</w:t>
+      </w:r>
+      <w:proofErr w:type="gramStart"/>
+      <w:r>
+        <w:t>);</w:t>
+      </w:r>
+      <w:proofErr w:type="gramEnd"/>
+    </w:p>
+    <w:p/>
+    <w:p>
+      <w:r>
+        <w:t>Courses</w:t>
+      </w:r>
+    </w:p>
+    <w:p>
+      <w:r>
+        <w:t xml:space="preserve">       PK </w:t>
+      </w:r>
+    </w:p>
+    <w:p>
+      <w:r>
+        <w:t xml:space="preserve">        Cid</w:t>
+      </w:r>
+      <w:r>
+        <w:tab/>
+      </w:r>
+      <w:proofErr w:type="spellStart"/>
+      <w:r>
+        <w:t>CName</w:t>
+      </w:r>
+      <w:proofErr w:type="spellEnd"/>
+    </w:p>
+    <w:p>
+      <w:r>
+        <w:t xml:space="preserve">      100</w:t>
+      </w:r>
+      <w:r>
+        <w:tab/>
+      </w:r>
+      <w:r>
+        <w:tab/>
+        <w:t>Java</w:t>
+      </w:r>
+    </w:p>
+    <w:p>
+      <w:r>
+        <w:t xml:space="preserve">      101</w:t>
+      </w:r>
+      <w:r>
+        <w:tab/>
+      </w:r>
+      <w:r>
+        <w:tab/>
+        <w:t xml:space="preserve">Python </w:t>
+      </w:r>
+    </w:p>
+    <w:p>
+      <w:r>
+        <w:t xml:space="preserve">create table </w:t>
+      </w:r>
+      <w:proofErr w:type="gramStart"/>
+      <w:r>
+        <w:t>courses(</w:t>
+      </w:r>
+      <w:proofErr w:type="spellStart"/>
+      <w:proofErr w:type="gramEnd"/>
+      <w:r>
+        <w:t>cid</w:t>
+      </w:r>
+      <w:proofErr w:type="spellEnd"/>
+      <w:r>
+        <w:t xml:space="preserve"> int primary </w:t>
+      </w:r>
+      <w:proofErr w:type="spellStart"/>
+      <w:proofErr w:type="gramStart"/>
+      <w:r>
+        <w:t>key,cname</w:t>
+      </w:r>
+      <w:proofErr w:type="spellEnd"/>
+      <w:proofErr w:type="gramEnd"/>
+      <w:r>
+        <w:t xml:space="preserve"> </w:t>
+      </w:r>
+      <w:proofErr w:type="gramStart"/>
+      <w:r>
+        <w:t>varchar(</w:t>
+      </w:r>
+      <w:proofErr w:type="gramEnd"/>
+      <w:r>
+        <w:t>30) not null</w:t>
+      </w:r>
+      <w:proofErr w:type="gramStart"/>
+      <w:r>
+        <w:t>);</w:t>
+      </w:r>
+      <w:proofErr w:type="gramEnd"/>
+    </w:p>
+    <w:p>
+      <w:r>
+        <w:t>insert into courses values(100,'Java'</w:t>
+      </w:r>
+      <w:proofErr w:type="gramStart"/>
+      <w:r>
+        <w:t>);</w:t>
+      </w:r>
+      <w:proofErr w:type="gramEnd"/>
+    </w:p>
+    <w:p>
+      <w:r>
+        <w:t>insert into courses values(101,'Python'</w:t>
+      </w:r>
+      <w:proofErr w:type="gramStart"/>
+      <w:r>
+        <w:t>);</w:t>
+      </w:r>
+      <w:proofErr w:type="gramEnd"/>
+    </w:p>
+    <w:p/>
+    <w:p>
+      <w:proofErr w:type="spellStart"/>
+      <w:r>
+        <w:t>Student_Courses</w:t>
+      </w:r>
+      <w:proofErr w:type="spellEnd"/>
+    </w:p>
+    <w:p>
+      <w:proofErr w:type="spellStart"/>
+      <w:proofErr w:type="gramStart"/>
+      <w:r>
+        <w:t>Srno</w:t>
+      </w:r>
+      <w:proofErr w:type="spellEnd"/>
+      <w:r>
+        <w:t>(</w:t>
+      </w:r>
+      <w:proofErr w:type="gramEnd"/>
+      <w:r>
+        <w:t xml:space="preserve">PK) </w:t>
+      </w:r>
+      <w:proofErr w:type="spellStart"/>
+      <w:r>
+        <w:t>auto_increment</w:t>
+      </w:r>
+      <w:proofErr w:type="spellEnd"/>
+      <w:r>
+        <w:tab/>
+        <w:t>SID(FK)</w:t>
+      </w:r>
+      <w:r>
+        <w:tab/>
+        <w:t>CID(FK)</w:t>
+      </w:r>
+    </w:p>
+    <w:p>
+      <w:r>
+        <w:t>1</w:t>
+      </w:r>
+      <w:r>
+        <w:tab/>
+      </w:r>
+      <w:r>
+        <w:tab/>
+      </w:r>
+      <w:r>
+        <w:tab/>
+      </w:r>
+      <w:r>
+        <w:tab/>
+        <w:t>111</w:t>
+      </w:r>
+      <w:r>
+        <w:tab/>
+      </w:r>
+      <w:r>
+        <w:tab/>
+        <w:t>100</w:t>
+      </w:r>
+    </w:p>
+    <w:p>
+      <w:r>
+        <w:t>2</w:t>
+      </w:r>
+      <w:r>
+        <w:tab/>
+      </w:r>
+      <w:r>
+        <w:tab/>
+      </w:r>
+      <w:r>
+        <w:tab/>
+      </w:r>
+      <w:r>
+        <w:tab/>
+        <w:t>111</w:t>
+      </w:r>
+      <w:r>
+        <w:tab/>
+      </w:r>
+      <w:r>
+        <w:tab/>
+        <w:t>101</w:t>
+      </w:r>
+    </w:p>
+    <w:p>
+      <w:r>
+        <w:t>3</w:t>
+      </w:r>
+      <w:r>
+        <w:tab/>
+      </w:r>
+      <w:r>
+        <w:tab/>
+      </w:r>
+      <w:r>
+        <w:tab/>
+      </w:r>
+      <w:r>
+        <w:tab/>
+        <w:t>112</w:t>
+      </w:r>
+      <w:r>
+        <w:tab/>
+      </w:r>
+      <w:r>
+        <w:tab/>
+        <w:t>100</w:t>
+      </w:r>
+    </w:p>
+    <w:p>
+      <w:r>
+        <w:t>4</w:t>
+      </w:r>
+      <w:r>
+        <w:tab/>
+      </w:r>
+      <w:r>
+        <w:tab/>
+      </w:r>
+      <w:r>
+        <w:tab/>
+      </w:r>
+      <w:r>
+        <w:tab/>
+        <w:t>112</w:t>
+      </w:r>
+      <w:r>
+        <w:tab/>
+      </w:r>
+      <w:r>
+        <w:tab/>
+        <w:t>100</w:t>
+      </w:r>
+    </w:p>
+    <w:p/>
+    <w:p>
+      <w:r>
+        <w:t xml:space="preserve">create table </w:t>
+      </w:r>
+      <w:proofErr w:type="spellStart"/>
+      <w:r>
+        <w:t>student_</w:t>
+      </w:r>
+      <w:proofErr w:type="gramStart"/>
+      <w:r>
+        <w:t>courses</w:t>
+      </w:r>
+      <w:proofErr w:type="spellEnd"/>
+      <w:r>
+        <w:t>(</w:t>
+      </w:r>
+      <w:proofErr w:type="spellStart"/>
+      <w:proofErr w:type="gramEnd"/>
+      <w:r>
+        <w:t>srno</w:t>
+      </w:r>
+      <w:proofErr w:type="spellEnd"/>
+      <w:r>
+        <w:t xml:space="preserve"> int primary key </w:t>
+      </w:r>
+      <w:proofErr w:type="spellStart"/>
+      <w:r>
+        <w:t>auto_</w:t>
+      </w:r>
+      <w:proofErr w:type="gramStart"/>
+      <w:r>
+        <w:t>increment,cid</w:t>
+      </w:r>
+      <w:proofErr w:type="spellEnd"/>
+      <w:proofErr w:type="gramEnd"/>
+      <w:r>
+        <w:t xml:space="preserve"> int, </w:t>
+      </w:r>
+      <w:proofErr w:type="spellStart"/>
+      <w:r>
+        <w:t>sid</w:t>
+      </w:r>
+      <w:proofErr w:type="spellEnd"/>
+      <w:r>
+        <w:t xml:space="preserve"> int, foreign key(</w:t>
+      </w:r>
+      <w:proofErr w:type="spellStart"/>
+      <w:r>
+        <w:t>cid</w:t>
+      </w:r>
+      <w:proofErr w:type="spellEnd"/>
+      <w:r>
+        <w:t>) references courses(</w:t>
+      </w:r>
+      <w:proofErr w:type="spellStart"/>
+      <w:r>
+        <w:t>cid</w:t>
+      </w:r>
+      <w:proofErr w:type="spellEnd"/>
+      <w:proofErr w:type="gramStart"/>
+      <w:r>
+        <w:t>),foreign</w:t>
+      </w:r>
+      <w:proofErr w:type="gramEnd"/>
+      <w:r>
+        <w:t xml:space="preserve"> key(</w:t>
+      </w:r>
+      <w:proofErr w:type="spellStart"/>
+      <w:r>
+        <w:t>sid</w:t>
+      </w:r>
+      <w:proofErr w:type="spellEnd"/>
+      <w:r>
+        <w:t>) references students(</w:t>
+      </w:r>
+      <w:proofErr w:type="spellStart"/>
+      <w:r>
+        <w:t>sid</w:t>
+      </w:r>
+      <w:proofErr w:type="spellEnd"/>
+      <w:r>
+        <w:t>)</w:t>
+      </w:r>
+      <w:proofErr w:type="gramStart"/>
+      <w:r>
+        <w:t>);</w:t>
+      </w:r>
+      <w:proofErr w:type="gramEnd"/>
+    </w:p>
+    <w:p>
+      <w:r>
+        <w:lastRenderedPageBreak/>
+        <w:t xml:space="preserve">insert into </w:t>
+      </w:r>
+      <w:proofErr w:type="spellStart"/>
+      <w:r>
+        <w:t>student_courses</w:t>
+      </w:r>
+      <w:proofErr w:type="spellEnd"/>
+      <w:r>
+        <w:t>(</w:t>
+      </w:r>
+      <w:proofErr w:type="spellStart"/>
+      <w:proofErr w:type="gramStart"/>
+      <w:r>
+        <w:t>cid,sid</w:t>
+      </w:r>
+      <w:proofErr w:type="spellEnd"/>
+      <w:proofErr w:type="gramEnd"/>
+      <w:r>
+        <w:t xml:space="preserve">) </w:t>
+      </w:r>
+      <w:proofErr w:type="gramStart"/>
+      <w:r>
+        <w:t>values(</w:t>
+      </w:r>
+      <w:proofErr w:type="gramEnd"/>
+      <w:r>
+        <w:t>100,111</w:t>
+      </w:r>
+      <w:proofErr w:type="gramStart"/>
+      <w:r>
+        <w:t>);</w:t>
+      </w:r>
+      <w:proofErr w:type="gramEnd"/>
+    </w:p>
+    <w:p>
+      <w:r>
+        <w:t xml:space="preserve">insert into </w:t>
+      </w:r>
+      <w:proofErr w:type="spellStart"/>
+      <w:r>
+        <w:t>student_courses</w:t>
+      </w:r>
+      <w:proofErr w:type="spellEnd"/>
+      <w:r>
+        <w:t>(</w:t>
+      </w:r>
+      <w:proofErr w:type="spellStart"/>
+      <w:proofErr w:type="gramStart"/>
+      <w:r>
+        <w:t>cid,sid</w:t>
+      </w:r>
+      <w:proofErr w:type="spellEnd"/>
+      <w:proofErr w:type="gramEnd"/>
+      <w:r>
+        <w:t xml:space="preserve">) </w:t>
+      </w:r>
+      <w:proofErr w:type="gramStart"/>
+      <w:r>
+        <w:t>values(</w:t>
+      </w:r>
+      <w:proofErr w:type="gramEnd"/>
+      <w:r>
+        <w:t>100,112</w:t>
+      </w:r>
+      <w:proofErr w:type="gramStart"/>
+      <w:r>
+        <w:t>);</w:t>
+      </w:r>
+      <w:proofErr w:type="gramEnd"/>
+    </w:p>
+    <w:p>
+      <w:r>
+        <w:t xml:space="preserve">insert into </w:t>
+      </w:r>
+      <w:proofErr w:type="spellStart"/>
+      <w:r>
+        <w:t>student_courses</w:t>
+      </w:r>
+      <w:proofErr w:type="spellEnd"/>
+      <w:r>
+        <w:t>(</w:t>
+      </w:r>
+      <w:proofErr w:type="spellStart"/>
+      <w:proofErr w:type="gramStart"/>
+      <w:r>
+        <w:t>cid,sid</w:t>
+      </w:r>
+      <w:proofErr w:type="spellEnd"/>
+      <w:proofErr w:type="gramEnd"/>
+      <w:r>
+        <w:t xml:space="preserve">) </w:t>
+      </w:r>
+      <w:proofErr w:type="gramStart"/>
+      <w:r>
+        <w:t>values(</w:t>
+      </w:r>
+      <w:proofErr w:type="gramEnd"/>
+      <w:r>
+        <w:t>101,111</w:t>
+      </w:r>
+      <w:proofErr w:type="gramStart"/>
+      <w:r>
+        <w:t>);</w:t>
+      </w:r>
+      <w:proofErr w:type="gramEnd"/>
+    </w:p>
+    <w:p>
+      <w:r>
+        <w:t xml:space="preserve">insert into </w:t>
+      </w:r>
+      <w:proofErr w:type="spellStart"/>
+      <w:r>
+        <w:t>student_courses</w:t>
+      </w:r>
+      <w:proofErr w:type="spellEnd"/>
+      <w:r>
+        <w:t>(</w:t>
+      </w:r>
+      <w:proofErr w:type="spellStart"/>
+      <w:proofErr w:type="gramStart"/>
+      <w:r>
+        <w:t>cid,sid</w:t>
+      </w:r>
+      <w:proofErr w:type="spellEnd"/>
+      <w:proofErr w:type="gramEnd"/>
+      <w:r>
+        <w:t xml:space="preserve">) </w:t>
+      </w:r>
+      <w:proofErr w:type="gramStart"/>
+      <w:r>
+        <w:t>values(</w:t>
+      </w:r>
+      <w:proofErr w:type="gramEnd"/>
+      <w:r>
+        <w:t>101,112</w:t>
+      </w:r>
+      <w:proofErr w:type="gramStart"/>
+      <w:r>
+        <w:t>);</w:t>
+      </w:r>
+      <w:proofErr w:type="gramEnd"/>
+    </w:p>
+    <w:p/>
     <w:p/>
     <w:sectPr>
       <w:pgSz w:w="11906" w:h="16838"/>
@@ -1812,6 +2608,95 @@
 <file path=word/numbering.xml><?xml version="1.0" encoding="utf-8"?>
 <w:numbering xmlns:wpc="http://schemas.microsoft.com/office/word/2010/wordprocessingCanvas" xmlns:cx="http://schemas.microsoft.com/office/drawing/2014/chartex" xmlns:cx1="http://schemas.microsoft.com/office/drawing/2015/9/8/chartex" xmlns:cx2="http://schemas.microsoft.com/office/drawing/2015/10/21/chartex" xmlns:cx3="http://schemas.microsoft.com/office/drawing/2016/5/9/chartex" xmlns:cx4="http://schemas.microsoft.com/office/drawing/2016/5/10/chartex" xmlns:cx5="http://schemas.microsoft.com/office/drawing/2016/5/11/chartex" xmlns:cx6="http://schemas.microsoft.com/office/drawing/2016/5/12/chartex" xmlns:cx7="http://schemas.microsoft.com/office/drawing/2016/5/13/chartex" xmlns:cx8="http://schemas.microsoft.com/office/drawing/2016/5/14/chartex" xmlns:mc="http://schemas.openxmlformats.org/markup-compatibility/2006" xmlns:aink="http://schemas.microsoft.com/office/drawing/2016/ink" xmlns:am3d="http://schemas.microsoft.com/office/drawing/2017/model3d" xmlns:o="urn:schemas-microsoft-com:office:office" xmlns:oel="http://schemas.microsoft.com/office/2019/extlst" xmlns:r="http://schemas.openxmlformats.org/officeDocument/2006/relationships" xmlns:m="http://schemas.openxmlformats.org/officeDocument/2006/math" xmlns:v="urn:schemas-microsoft-com:vml" xmlns:wp14="http://schemas.microsoft.com/office/word/2010/wordprocessingDrawing" xmlns:wp="http://schemas.openxmlformats.org/drawingml/2006/wordprocessingDrawing" xmlns:w10="urn:schemas-microsoft-com:office:word" xmlns:w="http://schemas.openxmlformats.org/wordprocessingml/2006/main" xmlns:w14="http://schemas.microsoft.com/office/word/2010/wordml" xmlns:w15="http://schemas.microsoft.com/office/word/2012/wordml" xmlns:w16cex="http://schemas.microsoft.com/office/word/2018/wordml/cex" xmlns:w16cid="http://schemas.microsoft.com/office/word/2016/wordml/cid" xmlns:w16="http://schemas.microsoft.com/office/word/2018/wordml" xmlns:w16du="http://schemas.microsoft.com/office/word/2023/wordml/word16du" xmlns:w16sdtdh="http://schemas.microsoft.com/office/word/2020/wordml/sdtdatahash" xmlns:w16sdtfl="http://schemas.microsoft.com/office/word/2024/wordml/sdtformatlock" xmlns:w16se="http://schemas.microsoft.com/office/word/2015/wordml/symex" xmlns:wpg="http://schemas.microsoft.com/office/word/2010/wordprocessingGroup" xmlns:wpi="http://schemas.microsoft.com/office/word/2010/wordprocessingInk" xmlns:wne="http://schemas.microsoft.com/office/word/2006/wordml" xmlns:wps="http://schemas.microsoft.com/office/word/2010/wordprocessingShape" mc:Ignorable="w14 w15 w16se w16cid w16 w16cex w16sdtdh w16sdtfl w16du wp14">
   <w:abstractNum w:abstractNumId="0" w15:restartNumberingAfterBreak="0">
+    <w:nsid w:val="148F7752"/>
+    <w:multiLevelType w:val="hybridMultilevel"/>
+    <w:tmpl w:val="D88294BE"/>
+    <w:lvl w:ilvl="0" w:tplc="EC38E174">
+      <w:start w:val="1000"/>
+      <w:numFmt w:val="decimal"/>
+      <w:lvlText w:val="%1"/>
+      <w:lvlJc w:val="left"/>
+      <w:pPr>
+        <w:ind w:left="880" w:hanging="520"/>
+      </w:pPr>
+      <w:rPr>
+        <w:rFonts w:hint="default"/>
+      </w:rPr>
+    </w:lvl>
+    <w:lvl w:ilvl="1" w:tplc="40090019" w:tentative="1">
+      <w:start w:val="1"/>
+      <w:numFmt w:val="lowerLetter"/>
+      <w:lvlText w:val="%2."/>
+      <w:lvlJc w:val="left"/>
+      <w:pPr>
+        <w:ind w:left="1440" w:hanging="360"/>
+      </w:pPr>
+    </w:lvl>
+    <w:lvl w:ilvl="2" w:tplc="4009001B" w:tentative="1">
+      <w:start w:val="1"/>
+      <w:numFmt w:val="lowerRoman"/>
+      <w:lvlText w:val="%3."/>
+      <w:lvlJc w:val="right"/>
+      <w:pPr>
+        <w:ind w:left="2160" w:hanging="180"/>
+      </w:pPr>
+    </w:lvl>
+    <w:lvl w:ilvl="3" w:tplc="4009000F" w:tentative="1">
+      <w:start w:val="1"/>
+      <w:numFmt w:val="decimal"/>
+      <w:lvlText w:val="%4."/>
+      <w:lvlJc w:val="left"/>
+      <w:pPr>
+        <w:ind w:left="2880" w:hanging="360"/>
+      </w:pPr>
+    </w:lvl>
+    <w:lvl w:ilvl="4" w:tplc="40090019" w:tentative="1">
+      <w:start w:val="1"/>
+      <w:numFmt w:val="lowerLetter"/>
+      <w:lvlText w:val="%5."/>
+      <w:lvlJc w:val="left"/>
+      <w:pPr>
+        <w:ind w:left="3600" w:hanging="360"/>
+      </w:pPr>
+    </w:lvl>
+    <w:lvl w:ilvl="5" w:tplc="4009001B" w:tentative="1">
+      <w:start w:val="1"/>
+      <w:numFmt w:val="lowerRoman"/>
+      <w:lvlText w:val="%6."/>
+      <w:lvlJc w:val="right"/>
+      <w:pPr>
+        <w:ind w:left="4320" w:hanging="180"/>
+      </w:pPr>
+    </w:lvl>
+    <w:lvl w:ilvl="6" w:tplc="4009000F" w:tentative="1">
+      <w:start w:val="1"/>
+      <w:numFmt w:val="decimal"/>
+      <w:lvlText w:val="%7."/>
+      <w:lvlJc w:val="left"/>
+      <w:pPr>
+        <w:ind w:left="5040" w:hanging="360"/>
+      </w:pPr>
+    </w:lvl>
+    <w:lvl w:ilvl="7" w:tplc="40090019" w:tentative="1">
+      <w:start w:val="1"/>
+      <w:numFmt w:val="lowerLetter"/>
+      <w:lvlText w:val="%8."/>
+      <w:lvlJc w:val="left"/>
+      <w:pPr>
+        <w:ind w:left="5760" w:hanging="360"/>
+      </w:pPr>
+    </w:lvl>
+    <w:lvl w:ilvl="8" w:tplc="4009001B" w:tentative="1">
+      <w:start w:val="1"/>
+      <w:numFmt w:val="lowerRoman"/>
+      <w:lvlText w:val="%9."/>
+      <w:lvlJc w:val="right"/>
+      <w:pPr>
+        <w:ind w:left="6480" w:hanging="180"/>
+      </w:pPr>
+    </w:lvl>
+  </w:abstractNum>
+  <w:abstractNum w:abstractNumId="1" w15:restartNumberingAfterBreak="0">
     <w:nsid w:val="14E374B4"/>
     <w:multiLevelType w:val="hybridMultilevel"/>
     <w:tmpl w:val="8CD0705E"/>
@@ -1924,7 +2809,96 @@
       </w:rPr>
     </w:lvl>
   </w:abstractNum>
-  <w:abstractNum w:abstractNumId="1" w15:restartNumberingAfterBreak="0">
+  <w:abstractNum w:abstractNumId="2" w15:restartNumberingAfterBreak="0">
+    <w:nsid w:val="1A364778"/>
+    <w:multiLevelType w:val="hybridMultilevel"/>
+    <w:tmpl w:val="D2F69D64"/>
+    <w:lvl w:ilvl="0" w:tplc="3256789E">
+      <w:start w:val="111"/>
+      <w:numFmt w:val="decimal"/>
+      <w:lvlText w:val="%1"/>
+      <w:lvlJc w:val="left"/>
+      <w:pPr>
+        <w:ind w:left="750" w:hanging="390"/>
+      </w:pPr>
+      <w:rPr>
+        <w:rFonts w:hint="default"/>
+      </w:rPr>
+    </w:lvl>
+    <w:lvl w:ilvl="1" w:tplc="40090019" w:tentative="1">
+      <w:start w:val="1"/>
+      <w:numFmt w:val="lowerLetter"/>
+      <w:lvlText w:val="%2."/>
+      <w:lvlJc w:val="left"/>
+      <w:pPr>
+        <w:ind w:left="1440" w:hanging="360"/>
+      </w:pPr>
+    </w:lvl>
+    <w:lvl w:ilvl="2" w:tplc="4009001B" w:tentative="1">
+      <w:start w:val="1"/>
+      <w:numFmt w:val="lowerRoman"/>
+      <w:lvlText w:val="%3."/>
+      <w:lvlJc w:val="right"/>
+      <w:pPr>
+        <w:ind w:left="2160" w:hanging="180"/>
+      </w:pPr>
+    </w:lvl>
+    <w:lvl w:ilvl="3" w:tplc="4009000F" w:tentative="1">
+      <w:start w:val="1"/>
+      <w:numFmt w:val="decimal"/>
+      <w:lvlText w:val="%4."/>
+      <w:lvlJc w:val="left"/>
+      <w:pPr>
+        <w:ind w:left="2880" w:hanging="360"/>
+      </w:pPr>
+    </w:lvl>
+    <w:lvl w:ilvl="4" w:tplc="40090019" w:tentative="1">
+      <w:start w:val="1"/>
+      <w:numFmt w:val="lowerLetter"/>
+      <w:lvlText w:val="%5."/>
+      <w:lvlJc w:val="left"/>
+      <w:pPr>
+        <w:ind w:left="3600" w:hanging="360"/>
+      </w:pPr>
+    </w:lvl>
+    <w:lvl w:ilvl="5" w:tplc="4009001B" w:tentative="1">
+      <w:start w:val="1"/>
+      <w:numFmt w:val="lowerRoman"/>
+      <w:lvlText w:val="%6."/>
+      <w:lvlJc w:val="right"/>
+      <w:pPr>
+        <w:ind w:left="4320" w:hanging="180"/>
+      </w:pPr>
+    </w:lvl>
+    <w:lvl w:ilvl="6" w:tplc="4009000F" w:tentative="1">
+      <w:start w:val="1"/>
+      <w:numFmt w:val="decimal"/>
+      <w:lvlText w:val="%7."/>
+      <w:lvlJc w:val="left"/>
+      <w:pPr>
+        <w:ind w:left="5040" w:hanging="360"/>
+      </w:pPr>
+    </w:lvl>
+    <w:lvl w:ilvl="7" w:tplc="40090019" w:tentative="1">
+      <w:start w:val="1"/>
+      <w:numFmt w:val="lowerLetter"/>
+      <w:lvlText w:val="%8."/>
+      <w:lvlJc w:val="left"/>
+      <w:pPr>
+        <w:ind w:left="5760" w:hanging="360"/>
+      </w:pPr>
+    </w:lvl>
+    <w:lvl w:ilvl="8" w:tplc="4009001B" w:tentative="1">
+      <w:start w:val="1"/>
+      <w:numFmt w:val="lowerRoman"/>
+      <w:lvlText w:val="%9."/>
+      <w:lvlJc w:val="right"/>
+      <w:pPr>
+        <w:ind w:left="6480" w:hanging="180"/>
+      </w:pPr>
+    </w:lvl>
+  </w:abstractNum>
+  <w:abstractNum w:abstractNumId="3" w15:restartNumberingAfterBreak="0">
     <w:nsid w:val="1E205EB8"/>
     <w:multiLevelType w:val="hybridMultilevel"/>
     <w:tmpl w:val="6F883528"/>
@@ -2013,7 +2987,7 @@
       </w:pPr>
     </w:lvl>
   </w:abstractNum>
-  <w:abstractNum w:abstractNumId="2" w15:restartNumberingAfterBreak="0">
+  <w:abstractNum w:abstractNumId="4" w15:restartNumberingAfterBreak="0">
     <w:nsid w:val="233572EF"/>
     <w:multiLevelType w:val="hybridMultilevel"/>
     <w:tmpl w:val="A462BFB2"/>
@@ -2102,7 +3076,7 @@
       </w:pPr>
     </w:lvl>
   </w:abstractNum>
-  <w:abstractNum w:abstractNumId="3" w15:restartNumberingAfterBreak="0">
+  <w:abstractNum w:abstractNumId="5" w15:restartNumberingAfterBreak="0">
     <w:nsid w:val="34E160E9"/>
     <w:multiLevelType w:val="hybridMultilevel"/>
     <w:tmpl w:val="5FFE1802"/>
@@ -2191,7 +3165,7 @@
       </w:pPr>
     </w:lvl>
   </w:abstractNum>
-  <w:abstractNum w:abstractNumId="4" w15:restartNumberingAfterBreak="0">
+  <w:abstractNum w:abstractNumId="6" w15:restartNumberingAfterBreak="0">
     <w:nsid w:val="48D72EE5"/>
     <w:multiLevelType w:val="hybridMultilevel"/>
     <w:tmpl w:val="5DBC8178"/>
@@ -2280,7 +3254,7 @@
       </w:pPr>
     </w:lvl>
   </w:abstractNum>
-  <w:abstractNum w:abstractNumId="5" w15:restartNumberingAfterBreak="0">
+  <w:abstractNum w:abstractNumId="7" w15:restartNumberingAfterBreak="0">
     <w:nsid w:val="4A613B95"/>
     <w:multiLevelType w:val="hybridMultilevel"/>
     <w:tmpl w:val="0384567A"/>
@@ -2369,7 +3343,7 @@
       </w:pPr>
     </w:lvl>
   </w:abstractNum>
-  <w:abstractNum w:abstractNumId="6" w15:restartNumberingAfterBreak="0">
+  <w:abstractNum w:abstractNumId="8" w15:restartNumberingAfterBreak="0">
     <w:nsid w:val="4EEB4C7F"/>
     <w:multiLevelType w:val="hybridMultilevel"/>
     <w:tmpl w:val="70700B4C"/>
@@ -2458,7 +3432,7 @@
       </w:pPr>
     </w:lvl>
   </w:abstractNum>
-  <w:abstractNum w:abstractNumId="7" w15:restartNumberingAfterBreak="0">
+  <w:abstractNum w:abstractNumId="9" w15:restartNumberingAfterBreak="0">
     <w:nsid w:val="4EF37917"/>
     <w:multiLevelType w:val="hybridMultilevel"/>
     <w:tmpl w:val="18C49812"/>
@@ -2547,7 +3521,7 @@
       </w:pPr>
     </w:lvl>
   </w:abstractNum>
-  <w:abstractNum w:abstractNumId="8" w15:restartNumberingAfterBreak="0">
+  <w:abstractNum w:abstractNumId="10" w15:restartNumberingAfterBreak="0">
     <w:nsid w:val="53385AAE"/>
     <w:multiLevelType w:val="hybridMultilevel"/>
     <w:tmpl w:val="6D82830C"/>
@@ -2636,7 +3610,7 @@
       </w:pPr>
     </w:lvl>
   </w:abstractNum>
-  <w:abstractNum w:abstractNumId="9" w15:restartNumberingAfterBreak="0">
+  <w:abstractNum w:abstractNumId="11" w15:restartNumberingAfterBreak="0">
     <w:nsid w:val="5D0262D2"/>
     <w:multiLevelType w:val="hybridMultilevel"/>
     <w:tmpl w:val="1A5A42F4"/>
@@ -2725,7 +3699,7 @@
       </w:pPr>
     </w:lvl>
   </w:abstractNum>
-  <w:abstractNum w:abstractNumId="10" w15:restartNumberingAfterBreak="0">
+  <w:abstractNum w:abstractNumId="12" w15:restartNumberingAfterBreak="0">
     <w:nsid w:val="5FD94584"/>
     <w:multiLevelType w:val="hybridMultilevel"/>
     <w:tmpl w:val="C97E6FC8"/>
@@ -2814,7 +3788,7 @@
       </w:pPr>
     </w:lvl>
   </w:abstractNum>
-  <w:abstractNum w:abstractNumId="11" w15:restartNumberingAfterBreak="0">
+  <w:abstractNum w:abstractNumId="13" w15:restartNumberingAfterBreak="0">
     <w:nsid w:val="6A11569A"/>
     <w:multiLevelType w:val="hybridMultilevel"/>
     <w:tmpl w:val="206AE3B0"/>
@@ -2903,7 +3877,7 @@
       </w:pPr>
     </w:lvl>
   </w:abstractNum>
-  <w:abstractNum w:abstractNumId="12" w15:restartNumberingAfterBreak="0">
+  <w:abstractNum w:abstractNumId="14" w15:restartNumberingAfterBreak="0">
     <w:nsid w:val="6ACC51EE"/>
     <w:multiLevelType w:val="hybridMultilevel"/>
     <w:tmpl w:val="25EC3418"/>
@@ -2992,7 +3966,96 @@
       </w:pPr>
     </w:lvl>
   </w:abstractNum>
-  <w:abstractNum w:abstractNumId="13" w15:restartNumberingAfterBreak="0">
+  <w:abstractNum w:abstractNumId="15" w15:restartNumberingAfterBreak="0">
+    <w:nsid w:val="726266C1"/>
+    <w:multiLevelType w:val="hybridMultilevel"/>
+    <w:tmpl w:val="9D007632"/>
+    <w:lvl w:ilvl="0" w:tplc="1B481B9C">
+      <w:start w:val="1"/>
+      <w:numFmt w:val="decimal"/>
+      <w:lvlText w:val="%1"/>
+      <w:lvlJc w:val="left"/>
+      <w:pPr>
+        <w:ind w:left="1080" w:hanging="720"/>
+      </w:pPr>
+      <w:rPr>
+        <w:rFonts w:hint="default"/>
+      </w:rPr>
+    </w:lvl>
+    <w:lvl w:ilvl="1" w:tplc="40090019" w:tentative="1">
+      <w:start w:val="1"/>
+      <w:numFmt w:val="lowerLetter"/>
+      <w:lvlText w:val="%2."/>
+      <w:lvlJc w:val="left"/>
+      <w:pPr>
+        <w:ind w:left="1440" w:hanging="360"/>
+      </w:pPr>
+    </w:lvl>
+    <w:lvl w:ilvl="2" w:tplc="4009001B" w:tentative="1">
+      <w:start w:val="1"/>
+      <w:numFmt w:val="lowerRoman"/>
+      <w:lvlText w:val="%3."/>
+      <w:lvlJc w:val="right"/>
+      <w:pPr>
+        <w:ind w:left="2160" w:hanging="180"/>
+      </w:pPr>
+    </w:lvl>
+    <w:lvl w:ilvl="3" w:tplc="4009000F" w:tentative="1">
+      <w:start w:val="1"/>
+      <w:numFmt w:val="decimal"/>
+      <w:lvlText w:val="%4."/>
+      <w:lvlJc w:val="left"/>
+      <w:pPr>
+        <w:ind w:left="2880" w:hanging="360"/>
+      </w:pPr>
+    </w:lvl>
+    <w:lvl w:ilvl="4" w:tplc="40090019" w:tentative="1">
+      <w:start w:val="1"/>
+      <w:numFmt w:val="lowerLetter"/>
+      <w:lvlText w:val="%5."/>
+      <w:lvlJc w:val="left"/>
+      <w:pPr>
+        <w:ind w:left="3600" w:hanging="360"/>
+      </w:pPr>
+    </w:lvl>
+    <w:lvl w:ilvl="5" w:tplc="4009001B" w:tentative="1">
+      <w:start w:val="1"/>
+      <w:numFmt w:val="lowerRoman"/>
+      <w:lvlText w:val="%6."/>
+      <w:lvlJc w:val="right"/>
+      <w:pPr>
+        <w:ind w:left="4320" w:hanging="180"/>
+      </w:pPr>
+    </w:lvl>
+    <w:lvl w:ilvl="6" w:tplc="4009000F" w:tentative="1">
+      <w:start w:val="1"/>
+      <w:numFmt w:val="decimal"/>
+      <w:lvlText w:val="%7."/>
+      <w:lvlJc w:val="left"/>
+      <w:pPr>
+        <w:ind w:left="5040" w:hanging="360"/>
+      </w:pPr>
+    </w:lvl>
+    <w:lvl w:ilvl="7" w:tplc="40090019" w:tentative="1">
+      <w:start w:val="1"/>
+      <w:numFmt w:val="lowerLetter"/>
+      <w:lvlText w:val="%8."/>
+      <w:lvlJc w:val="left"/>
+      <w:pPr>
+        <w:ind w:left="5760" w:hanging="360"/>
+      </w:pPr>
+    </w:lvl>
+    <w:lvl w:ilvl="8" w:tplc="4009001B" w:tentative="1">
+      <w:start w:val="1"/>
+      <w:numFmt w:val="lowerRoman"/>
+      <w:lvlText w:val="%9."/>
+      <w:lvlJc w:val="right"/>
+      <w:pPr>
+        <w:ind w:left="6480" w:hanging="180"/>
+      </w:pPr>
+    </w:lvl>
+  </w:abstractNum>
+  <w:abstractNum w:abstractNumId="16" w15:restartNumberingAfterBreak="0">
     <w:nsid w:val="743B5987"/>
     <w:multiLevelType w:val="hybridMultilevel"/>
     <w:tmpl w:val="A5D09178"/>
@@ -3081,7 +4144,7 @@
       </w:pPr>
     </w:lvl>
   </w:abstractNum>
-  <w:abstractNum w:abstractNumId="14" w15:restartNumberingAfterBreak="0">
+  <w:abstractNum w:abstractNumId="17" w15:restartNumberingAfterBreak="0">
     <w:nsid w:val="78AC3BDC"/>
     <w:multiLevelType w:val="hybridMultilevel"/>
     <w:tmpl w:val="B8F08678"/>
@@ -3170,7 +4233,7 @@
       </w:pPr>
     </w:lvl>
   </w:abstractNum>
-  <w:abstractNum w:abstractNumId="15" w15:restartNumberingAfterBreak="0">
+  <w:abstractNum w:abstractNumId="18" w15:restartNumberingAfterBreak="0">
     <w:nsid w:val="7B193BA0"/>
     <w:multiLevelType w:val="hybridMultilevel"/>
     <w:tmpl w:val="8CCA9348"/>
@@ -3259,7 +4322,7 @@
       </w:pPr>
     </w:lvl>
   </w:abstractNum>
-  <w:abstractNum w:abstractNumId="16" w15:restartNumberingAfterBreak="0">
+  <w:abstractNum w:abstractNumId="19" w15:restartNumberingAfterBreak="0">
     <w:nsid w:val="7BE679A1"/>
     <w:multiLevelType w:val="hybridMultilevel"/>
     <w:tmpl w:val="8B7A4702"/>
@@ -3349,55 +4412,64 @@
     </w:lvl>
   </w:abstractNum>
   <w:num w:numId="1" w16cid:durableId="1773553424">
+    <w:abstractNumId w:val="7"/>
+  </w:num>
+  <w:num w:numId="2" w16cid:durableId="1098868494">
+    <w:abstractNumId w:val="4"/>
+  </w:num>
+  <w:num w:numId="3" w16cid:durableId="709107872">
+    <w:abstractNumId w:val="19"/>
+  </w:num>
+  <w:num w:numId="4" w16cid:durableId="779644608">
+    <w:abstractNumId w:val="14"/>
+  </w:num>
+  <w:num w:numId="5" w16cid:durableId="862327437">
+    <w:abstractNumId w:val="16"/>
+  </w:num>
+  <w:num w:numId="6" w16cid:durableId="447284966">
+    <w:abstractNumId w:val="18"/>
+  </w:num>
+  <w:num w:numId="7" w16cid:durableId="1381056674">
+    <w:abstractNumId w:val="1"/>
+  </w:num>
+  <w:num w:numId="8" w16cid:durableId="1206528551">
+    <w:abstractNumId w:val="12"/>
+  </w:num>
+  <w:num w:numId="9" w16cid:durableId="393091821">
     <w:abstractNumId w:val="5"/>
   </w:num>
-  <w:num w:numId="2" w16cid:durableId="1098868494">
-    <w:abstractNumId w:val="2"/>
+  <w:num w:numId="10" w16cid:durableId="11879589">
+    <w:abstractNumId w:val="8"/>
   </w:num>
-  <w:num w:numId="3" w16cid:durableId="709107872">
-    <w:abstractNumId w:val="16"/>
+  <w:num w:numId="11" w16cid:durableId="23944467">
+    <w:abstractNumId w:val="9"/>
   </w:num>
-  <w:num w:numId="4" w16cid:durableId="779644608">
-    <w:abstractNumId w:val="12"/>
+  <w:num w:numId="12" w16cid:durableId="1924995885">
+    <w:abstractNumId w:val="3"/>
   </w:num>
-  <w:num w:numId="5" w16cid:durableId="862327437">
+  <w:num w:numId="13" w16cid:durableId="313030804">
     <w:abstractNumId w:val="13"/>
   </w:num>
-  <w:num w:numId="6" w16cid:durableId="447284966">
+  <w:num w:numId="14" w16cid:durableId="543718519">
+    <w:abstractNumId w:val="10"/>
+  </w:num>
+  <w:num w:numId="15" w16cid:durableId="298462305">
+    <w:abstractNumId w:val="6"/>
+  </w:num>
+  <w:num w:numId="16" w16cid:durableId="1433667663">
+    <w:abstractNumId w:val="17"/>
+  </w:num>
+  <w:num w:numId="17" w16cid:durableId="107698301">
+    <w:abstractNumId w:val="11"/>
+  </w:num>
+  <w:num w:numId="18" w16cid:durableId="1695299791">
     <w:abstractNumId w:val="15"/>
   </w:num>
-  <w:num w:numId="7" w16cid:durableId="1381056674">
+  <w:num w:numId="19" w16cid:durableId="2120106157">
     <w:abstractNumId w:val="0"/>
   </w:num>
-  <w:num w:numId="8" w16cid:durableId="1206528551">
-    <w:abstractNumId w:val="10"/>
-  </w:num>
-  <w:num w:numId="9" w16cid:durableId="393091821">
-    <w:abstractNumId w:val="3"/>
-  </w:num>
-  <w:num w:numId="10" w16cid:durableId="11879589">
-    <w:abstractNumId w:val="6"/>
-  </w:num>
-  <w:num w:numId="11" w16cid:durableId="23944467">
-    <w:abstractNumId w:val="7"/>
-  </w:num>
-  <w:num w:numId="12" w16cid:durableId="1924995885">
-    <w:abstractNumId w:val="1"/>
-  </w:num>
-  <w:num w:numId="13" w16cid:durableId="313030804">
-    <w:abstractNumId w:val="11"/>
-  </w:num>
-  <w:num w:numId="14" w16cid:durableId="543718519">
-    <w:abstractNumId w:val="8"/>
-  </w:num>
-  <w:num w:numId="15" w16cid:durableId="298462305">
-    <w:abstractNumId w:val="4"/>
-  </w:num>
-  <w:num w:numId="16" w16cid:durableId="1433667663">
-    <w:abstractNumId w:val="14"/>
-  </w:num>
-  <w:num w:numId="17" w16cid:durableId="107698301">
-    <w:abstractNumId w:val="9"/>
+  <w:num w:numId="20" w16cid:durableId="211431964">
+    <w:abstractNumId w:val="2"/>
   </w:num>
 </w:numbering>
 </file>
